--- a/downloads/documents/04 Units/Unit 07 - Capstone - Launch Career Readiness and FACS Shark Tank/Vocabulary 07.docx
+++ b/downloads/documents/04 Units/Unit 07 - Capstone - Launch Career Readiness and FACS Shark Tank/Vocabulary 07.docx
@@ -17,7 +17,7 @@
         <w:pStyle w:val="FirstParagraph"/>
       </w:pPr>
       <w:r>
-        <w:t xml:space="preserve">Unit 7, the capstone. The unit’s 45 Tier 3 words across the two topics, with a one-line definition written for a grade 6 to 7 reader and columns for Turkish, Portuguese, and Spanish.</w:t>
+        <w:t xml:space="preserve">Unit 7, the capstone. The unit’s 45 Tier 3 words across the two topics, with a one-line definition written for a grade 6 to 7 reader and a Spanish column.</w:t>
       </w:r>
     </w:p>
     <w:p>
@@ -34,7 +34,7 @@
         <w:t xml:space="preserve"> </w:t>
       </w:r>
       <w:r>
-        <w:t xml:space="preserve">The Turkish, Portuguese, and Spanish columns are my best working translations and have not been verified by a native speaker. Use them for word banks and picture cards; have a native speaker, a bilingual colleague, or the ENL teacher check the whole table once before it is printed for students. The business words are the ones most likely to differ by country: margin, break-even, and pitch have no single everyday word in every language, and several of them are borrowed from English in ordinary speech anyway. Where a country would normally just say the English word, I put the English in parentheses.</w:t>
+        <w:t xml:space="preserve">The Spanish column is my best working translation and has not been verified by a native speaker. Use it for word banks and picture cards; have a native speaker, a bilingual colleague, or the ENL teacher check the whole table once before it is printed for students. The business words are the ones most likely to differ by country: margin, break-even, and pitch have no single everyday word in Spanish, and several of them are borrowed from English in ordinary speech anyway. Where a country would normally just say the English word, I put the English in parentheses.</w:t>
       </w:r>
       <w:r>
         <w:t xml:space="preserve"> </w:t>
@@ -137,7 +137,7 @@
         <w:pStyle w:val="BodyText"/>
       </w:pPr>
       <w:r>
-        <w:t xml:space="preserve">Fifteen of these words came out of my own interview lesson, where the vocabulary cards were already translated into Turkish, Portuguese, and Spanish for my students.</w:t>
+        <w:t xml:space="preserve">Fifteen of these words came out of my own interview lesson, where the vocabulary cards were already translated into Spanish for my students.</w:t>
       </w:r>
     </w:p>
     <w:p>
@@ -145,7 +145,7 @@
         <w:pStyle w:val="BodyText"/>
       </w:pPr>
       <w:r>
-        <w:t xml:space="preserve">How lessons use this file: each lesson names its own Tier 3 words, and the handout for that lesson carries a word bank pulled from this table in the three languages. The site’s Materials page prints this table as picture-ready cards. There is no unit test in this unit, so the card is allowed on every task, every day, including the interview in Lesson 7.5 and the pitch on pitch day. A student holding a vocabulary card while pitching is not a problem; a student who cannot say the word at all is.</w:t>
+        <w:t xml:space="preserve">How lessons use this file: each lesson names its own Tier 3 words, and the handout for that lesson carries a word bank pulled from this table in both languages. The site’s Materials page prints this table as picture-ready cards. There is no unit test in this unit, so the card is allowed on every task, every day, including the interview in Lesson 7.5 and the pitch on pitch day. A student holding a vocabulary card while pitching is not a problem; a student who cannot say the word at all is.</w:t>
       </w:r>
     </w:p>
     <w:p>
@@ -161,17 +161,15 @@
     <w:tbl>
       <w:tblPr>
         <w:tblStyle w:val="Table"/>
-        <w:tblW w:type="pct" w:w="4999.999999999999"/>
+        <w:tblW w:type="pct" w:w="5000.0"/>
         <w:tblLook w:firstRow="1"/>
       </w:tblPr>
       <w:tblGrid>
-        <w:gridCol w:w="1131"/>
-        <w:gridCol w:w="1131"/>
-        <w:gridCol w:w="1131"/>
-        <w:gridCol w:w="1131"/>
-        <w:gridCol w:w="1131"/>
-        <w:gridCol w:w="1131"/>
-        <w:gridCol w:w="1131"/>
+        <w:gridCol w:w="1584"/>
+        <w:gridCol w:w="1584"/>
+        <w:gridCol w:w="1584"/>
+        <w:gridCol w:w="1584"/>
+        <w:gridCol w:w="1584"/>
       </w:tblGrid>
       <w:tr>
         <w:trPr>
@@ -258,40 +256,6 @@
               <w:jc w:val="left"/>
             </w:pPr>
             <w:r>
-              <w:t xml:space="preserve">Turkish</w:t>
-            </w:r>
-          </w:p>
-        </w:tc>
-        <w:tc>
-          <w:tcPr>
-            <w:tcBorders>
-              <w:bottom w:val="single"/>
-            </w:tcBorders>
-            <w:vAlign w:val="bottom"/>
-          </w:tcPr>
-          <w:p>
-            <w:pPr>
-              <w:pStyle w:val="Compact"/>
-              <w:jc w:val="left"/>
-            </w:pPr>
-            <w:r>
-              <w:t xml:space="preserve">Portuguese</w:t>
-            </w:r>
-          </w:p>
-        </w:tc>
-        <w:tc>
-          <w:tcPr>
-            <w:tcBorders>
-              <w:bottom w:val="single"/>
-            </w:tcBorders>
-            <w:vAlign w:val="bottom"/>
-          </w:tcPr>
-          <w:p>
-            <w:pPr>
-              <w:pStyle w:val="Compact"/>
-              <w:jc w:val="left"/>
-            </w:pPr>
-            <w:r>
               <w:t xml:space="preserve">Spanish</w:t>
             </w:r>
           </w:p>
@@ -349,28 +313,6 @@
               <w:jc w:val="left"/>
             </w:pPr>
             <w:r>
-              <w:t xml:space="preserve">özgeçmiş (CV)</w:t>
-            </w:r>
-          </w:p>
-        </w:tc>
-        <w:tc>
-          <w:p>
-            <w:pPr>
-              <w:pStyle w:val="Compact"/>
-              <w:jc w:val="left"/>
-            </w:pPr>
-            <w:r>
-              <w:t xml:space="preserve">currículo</w:t>
-            </w:r>
-          </w:p>
-        </w:tc>
-        <w:tc>
-          <w:p>
-            <w:pPr>
-              <w:pStyle w:val="Compact"/>
-              <w:jc w:val="left"/>
-            </w:pPr>
-            <w:r>
               <w:t xml:space="preserve">currículum (hoja de vida)</w:t>
             </w:r>
           </w:p>
@@ -428,28 +370,6 @@
               <w:jc w:val="left"/>
             </w:pPr>
             <w:r>
-              <w:t xml:space="preserve">madde işareti (madde)</w:t>
-            </w:r>
-          </w:p>
-        </w:tc>
-        <w:tc>
-          <w:p>
-            <w:pPr>
-              <w:pStyle w:val="Compact"/>
-              <w:jc w:val="left"/>
-            </w:pPr>
-            <w:r>
-              <w:t xml:space="preserve">marcador (item da lista)</w:t>
-            </w:r>
-          </w:p>
-        </w:tc>
-        <w:tc>
-          <w:p>
-            <w:pPr>
-              <w:pStyle w:val="Compact"/>
-              <w:jc w:val="left"/>
-            </w:pPr>
-            <w:r>
               <w:t xml:space="preserve">viñeta (punto de la lista)</w:t>
             </w:r>
           </w:p>
@@ -507,28 +427,6 @@
               <w:jc w:val="left"/>
             </w:pPr>
             <w:r>
-              <w:t xml:space="preserve">özet</w:t>
-            </w:r>
-          </w:p>
-        </w:tc>
-        <w:tc>
-          <w:p>
-            <w:pPr>
-              <w:pStyle w:val="Compact"/>
-              <w:jc w:val="left"/>
-            </w:pPr>
-            <w:r>
-              <w:t xml:space="preserve">resumo</w:t>
-            </w:r>
-          </w:p>
-        </w:tc>
-        <w:tc>
-          <w:p>
-            <w:pPr>
-              <w:pStyle w:val="Compact"/>
-              <w:jc w:val="left"/>
-            </w:pPr>
-            <w:r>
               <w:t xml:space="preserve">resumen</w:t>
             </w:r>
           </w:p>
@@ -586,28 +484,6 @@
               <w:jc w:val="left"/>
             </w:pPr>
             <w:r>
-              <w:t xml:space="preserve">beceri</w:t>
-            </w:r>
-          </w:p>
-        </w:tc>
-        <w:tc>
-          <w:p>
-            <w:pPr>
-              <w:pStyle w:val="Compact"/>
-              <w:jc w:val="left"/>
-            </w:pPr>
-            <w:r>
-              <w:t xml:space="preserve">habilidade</w:t>
-            </w:r>
-          </w:p>
-        </w:tc>
-        <w:tc>
-          <w:p>
-            <w:pPr>
-              <w:pStyle w:val="Compact"/>
-              <w:jc w:val="left"/>
-            </w:pPr>
-            <w:r>
               <w:t xml:space="preserve">habilidad (destreza)</w:t>
             </w:r>
           </w:p>
@@ -665,28 +541,6 @@
               <w:jc w:val="left"/>
             </w:pPr>
             <w:r>
-              <w:t xml:space="preserve">deneyim</w:t>
-            </w:r>
-          </w:p>
-        </w:tc>
-        <w:tc>
-          <w:p>
-            <w:pPr>
-              <w:pStyle w:val="Compact"/>
-              <w:jc w:val="left"/>
-            </w:pPr>
-            <w:r>
-              <w:t xml:space="preserve">experiência</w:t>
-            </w:r>
-          </w:p>
-        </w:tc>
-        <w:tc>
-          <w:p>
-            <w:pPr>
-              <w:pStyle w:val="Compact"/>
-              <w:jc w:val="left"/>
-            </w:pPr>
-            <w:r>
               <w:t xml:space="preserve">experiencia</w:t>
             </w:r>
           </w:p>
@@ -744,28 +598,6 @@
               <w:jc w:val="left"/>
             </w:pPr>
             <w:r>
-              <w:t xml:space="preserve">referans</w:t>
-            </w:r>
-          </w:p>
-        </w:tc>
-        <w:tc>
-          <w:p>
-            <w:pPr>
-              <w:pStyle w:val="Compact"/>
-              <w:jc w:val="left"/>
-            </w:pPr>
-            <w:r>
-              <w:t xml:space="preserve">referência</w:t>
-            </w:r>
-          </w:p>
-        </w:tc>
-        <w:tc>
-          <w:p>
-            <w:pPr>
-              <w:pStyle w:val="Compact"/>
-              <w:jc w:val="left"/>
-            </w:pPr>
-            <w:r>
               <w:t xml:space="preserve">referencia</w:t>
             </w:r>
           </w:p>
@@ -823,28 +655,6 @@
               <w:jc w:val="left"/>
             </w:pPr>
             <w:r>
-              <w:t xml:space="preserve">ön yazı (niyet mektubu)</w:t>
-            </w:r>
-          </w:p>
-        </w:tc>
-        <w:tc>
-          <w:p>
-            <w:pPr>
-              <w:pStyle w:val="Compact"/>
-              <w:jc w:val="left"/>
-            </w:pPr>
-            <w:r>
-              <w:t xml:space="preserve">carta de apresentação</w:t>
-            </w:r>
-          </w:p>
-        </w:tc>
-        <w:tc>
-          <w:p>
-            <w:pPr>
-              <w:pStyle w:val="Compact"/>
-              <w:jc w:val="left"/>
-            </w:pPr>
-            <w:r>
               <w:t xml:space="preserve">carta de presentación</w:t>
             </w:r>
           </w:p>
@@ -902,32 +712,10 @@
               <w:jc w:val="left"/>
             </w:pPr>
             <w:r>
-              <w:t xml:space="preserve">mülakat (iş görüşmesi)</w:t>
-            </w:r>
-          </w:p>
-        </w:tc>
-        <w:tc>
-          <w:p>
-            <w:pPr>
-              <w:pStyle w:val="Compact"/>
-              <w:jc w:val="left"/>
-            </w:pPr>
-            <w:r>
               <w:t xml:space="preserve">entrevista</w:t>
             </w:r>
           </w:p>
         </w:tc>
-        <w:tc>
-          <w:p>
-            <w:pPr>
-              <w:pStyle w:val="Compact"/>
-              <w:jc w:val="left"/>
-            </w:pPr>
-            <w:r>
-              <w:t xml:space="preserve">entrevista</w:t>
-            </w:r>
-          </w:p>
-        </w:tc>
       </w:tr>
       <w:tr>
         <w:tc>
@@ -981,32 +769,10 @@
               <w:jc w:val="left"/>
             </w:pPr>
             <w:r>
-              <w:t xml:space="preserve">aday</w:t>
-            </w:r>
-          </w:p>
-        </w:tc>
-        <w:tc>
-          <w:p>
-            <w:pPr>
-              <w:pStyle w:val="Compact"/>
-              <w:jc w:val="left"/>
-            </w:pPr>
-            <w:r>
               <w:t xml:space="preserve">candidato</w:t>
             </w:r>
           </w:p>
         </w:tc>
-        <w:tc>
-          <w:p>
-            <w:pPr>
-              <w:pStyle w:val="Compact"/>
-              <w:jc w:val="left"/>
-            </w:pPr>
-            <w:r>
-              <w:t xml:space="preserve">candidato</w:t>
-            </w:r>
-          </w:p>
-        </w:tc>
       </w:tr>
       <w:tr>
         <w:tc>
@@ -1060,28 +826,6 @@
               <w:jc w:val="left"/>
             </w:pPr>
             <w:r>
-              <w:t xml:space="preserve">işveren</w:t>
-            </w:r>
-          </w:p>
-        </w:tc>
-        <w:tc>
-          <w:p>
-            <w:pPr>
-              <w:pStyle w:val="Compact"/>
-              <w:jc w:val="left"/>
-            </w:pPr>
-            <w:r>
-              <w:t xml:space="preserve">empregador (patrão)</w:t>
-            </w:r>
-          </w:p>
-        </w:tc>
-        <w:tc>
-          <w:p>
-            <w:pPr>
-              <w:pStyle w:val="Compact"/>
-              <w:jc w:val="left"/>
-            </w:pPr>
-            <w:r>
               <w:t xml:space="preserve">empleador (jefe)</w:t>
             </w:r>
           </w:p>
@@ -1139,32 +883,10 @@
               <w:jc w:val="left"/>
             </w:pPr>
             <w:r>
-              <w:t xml:space="preserve">STAR yöntemi</w:t>
-            </w:r>
-          </w:p>
-        </w:tc>
-        <w:tc>
-          <w:p>
-            <w:pPr>
-              <w:pStyle w:val="Compact"/>
-              <w:jc w:val="left"/>
-            </w:pPr>
-            <w:r>
               <w:t xml:space="preserve">método STAR</w:t>
             </w:r>
           </w:p>
         </w:tc>
-        <w:tc>
-          <w:p>
-            <w:pPr>
-              <w:pStyle w:val="Compact"/>
-              <w:jc w:val="left"/>
-            </w:pPr>
-            <w:r>
-              <w:t xml:space="preserve">método STAR</w:t>
-            </w:r>
-          </w:p>
-        </w:tc>
       </w:tr>
       <w:tr>
         <w:tc>
@@ -1218,28 +940,6 @@
               <w:jc w:val="left"/>
             </w:pPr>
             <w:r>
-              <w:t xml:space="preserve">durum</w:t>
-            </w:r>
-          </w:p>
-        </w:tc>
-        <w:tc>
-          <w:p>
-            <w:pPr>
-              <w:pStyle w:val="Compact"/>
-              <w:jc w:val="left"/>
-            </w:pPr>
-            <w:r>
-              <w:t xml:space="preserve">situação</w:t>
-            </w:r>
-          </w:p>
-        </w:tc>
-        <w:tc>
-          <w:p>
-            <w:pPr>
-              <w:pStyle w:val="Compact"/>
-              <w:jc w:val="left"/>
-            </w:pPr>
-            <w:r>
               <w:t xml:space="preserve">situación</w:t>
             </w:r>
           </w:p>
@@ -1297,28 +997,6 @@
               <w:jc w:val="left"/>
             </w:pPr>
             <w:r>
-              <w:t xml:space="preserve">görev</w:t>
-            </w:r>
-          </w:p>
-        </w:tc>
-        <w:tc>
-          <w:p>
-            <w:pPr>
-              <w:pStyle w:val="Compact"/>
-              <w:jc w:val="left"/>
-            </w:pPr>
-            <w:r>
-              <w:t xml:space="preserve">tarefa</w:t>
-            </w:r>
-          </w:p>
-        </w:tc>
-        <w:tc>
-          <w:p>
-            <w:pPr>
-              <w:pStyle w:val="Compact"/>
-              <w:jc w:val="left"/>
-            </w:pPr>
-            <w:r>
               <w:t xml:space="preserve">tarea</w:t>
             </w:r>
           </w:p>
@@ -1376,28 +1054,6 @@
               <w:jc w:val="left"/>
             </w:pPr>
             <w:r>
-              <w:t xml:space="preserve">eylem (yaptığım şey)</w:t>
-            </w:r>
-          </w:p>
-        </w:tc>
-        <w:tc>
-          <w:p>
-            <w:pPr>
-              <w:pStyle w:val="Compact"/>
-              <w:jc w:val="left"/>
-            </w:pPr>
-            <w:r>
-              <w:t xml:space="preserve">ação</w:t>
-            </w:r>
-          </w:p>
-        </w:tc>
-        <w:tc>
-          <w:p>
-            <w:pPr>
-              <w:pStyle w:val="Compact"/>
-              <w:jc w:val="left"/>
-            </w:pPr>
-            <w:r>
               <w:t xml:space="preserve">acción</w:t>
             </w:r>
           </w:p>
@@ -1455,32 +1111,10 @@
               <w:jc w:val="left"/>
             </w:pPr>
             <w:r>
-              <w:t xml:space="preserve">sonuç</w:t>
-            </w:r>
-          </w:p>
-        </w:tc>
-        <w:tc>
-          <w:p>
-            <w:pPr>
-              <w:pStyle w:val="Compact"/>
-              <w:jc w:val="left"/>
-            </w:pPr>
-            <w:r>
               <w:t xml:space="preserve">resultado</w:t>
             </w:r>
           </w:p>
         </w:tc>
-        <w:tc>
-          <w:p>
-            <w:pPr>
-              <w:pStyle w:val="Compact"/>
-              <w:jc w:val="left"/>
-            </w:pPr>
-            <w:r>
-              <w:t xml:space="preserve">resultado</w:t>
-            </w:r>
-          </w:p>
-        </w:tc>
       </w:tr>
       <w:tr>
         <w:tc>
@@ -1534,28 +1168,6 @@
               <w:jc w:val="left"/>
             </w:pPr>
             <w:r>
-              <w:t xml:space="preserve">soğukkanlılık</w:t>
-            </w:r>
-          </w:p>
-        </w:tc>
-        <w:tc>
-          <w:p>
-            <w:pPr>
-              <w:pStyle w:val="Compact"/>
-              <w:jc w:val="left"/>
-            </w:pPr>
-            <w:r>
-              <w:t xml:space="preserve">autocontrole (calma)</w:t>
-            </w:r>
-          </w:p>
-        </w:tc>
-        <w:tc>
-          <w:p>
-            <w:pPr>
-              <w:pStyle w:val="Compact"/>
-              <w:jc w:val="left"/>
-            </w:pPr>
-            <w:r>
               <w:t xml:space="preserve">serenidad (calma)</w:t>
             </w:r>
           </w:p>
@@ -1613,28 +1225,6 @@
               <w:jc w:val="left"/>
             </w:pPr>
             <w:r>
-              <w:t xml:space="preserve">uyum sağlama (esneklik)</w:t>
-            </w:r>
-          </w:p>
-        </w:tc>
-        <w:tc>
-          <w:p>
-            <w:pPr>
-              <w:pStyle w:val="Compact"/>
-              <w:jc w:val="left"/>
-            </w:pPr>
-            <w:r>
-              <w:t xml:space="preserve">adaptabilidade</w:t>
-            </w:r>
-          </w:p>
-        </w:tc>
-        <w:tc>
-          <w:p>
-            <w:pPr>
-              <w:pStyle w:val="Compact"/>
-              <w:jc w:val="left"/>
-            </w:pPr>
-            <w:r>
               <w:t xml:space="preserve">adaptabilidad</w:t>
             </w:r>
           </w:p>
@@ -1692,28 +1282,6 @@
               <w:jc w:val="left"/>
             </w:pPr>
             <w:r>
-              <w:t xml:space="preserve">profesyonellik</w:t>
-            </w:r>
-          </w:p>
-        </w:tc>
-        <w:tc>
-          <w:p>
-            <w:pPr>
-              <w:pStyle w:val="Compact"/>
-              <w:jc w:val="left"/>
-            </w:pPr>
-            <w:r>
-              <w:t xml:space="preserve">profissionalismo</w:t>
-            </w:r>
-          </w:p>
-        </w:tc>
-        <w:tc>
-          <w:p>
-            <w:pPr>
-              <w:pStyle w:val="Compact"/>
-              <w:jc w:val="left"/>
-            </w:pPr>
-            <w:r>
               <w:t xml:space="preserve">profesionalismo</w:t>
             </w:r>
           </w:p>
@@ -1771,28 +1339,6 @@
               <w:jc w:val="left"/>
             </w:pPr>
             <w:r>
-              <w:t xml:space="preserve">takip etmek (geri dönüş yapmak)</w:t>
-            </w:r>
-          </w:p>
-        </w:tc>
-        <w:tc>
-          <w:p>
-            <w:pPr>
-              <w:pStyle w:val="Compact"/>
-              <w:jc w:val="left"/>
-            </w:pPr>
-            <w:r>
-              <w:t xml:space="preserve">dar seguimento (retornar o contato)</w:t>
-            </w:r>
-          </w:p>
-        </w:tc>
-        <w:tc>
-          <w:p>
-            <w:pPr>
-              <w:pStyle w:val="Compact"/>
-              <w:jc w:val="left"/>
-            </w:pPr>
-            <w:r>
               <w:t xml:space="preserve">dar seguimiento</w:t>
             </w:r>
           </w:p>
@@ -1850,28 +1396,6 @@
               <w:jc w:val="left"/>
             </w:pPr>
             <w:r>
-              <w:t xml:space="preserve">bağlantı ağı (tanıdık ağı)</w:t>
-            </w:r>
-          </w:p>
-        </w:tc>
-        <w:tc>
-          <w:p>
-            <w:pPr>
-              <w:pStyle w:val="Compact"/>
-              <w:jc w:val="left"/>
-            </w:pPr>
-            <w:r>
-              <w:t xml:space="preserve">rede de contatos</w:t>
-            </w:r>
-          </w:p>
-        </w:tc>
-        <w:tc>
-          <w:p>
-            <w:pPr>
-              <w:pStyle w:val="Compact"/>
-              <w:jc w:val="left"/>
-            </w:pPr>
-            <w:r>
               <w:t xml:space="preserve">red de contactos</w:t>
             </w:r>
           </w:p>
@@ -1929,28 +1453,6 @@
               <w:jc w:val="left"/>
             </w:pPr>
             <w:r>
-              <w:t xml:space="preserve">girişimci</w:t>
-            </w:r>
-          </w:p>
-        </w:tc>
-        <w:tc>
-          <w:p>
-            <w:pPr>
-              <w:pStyle w:val="Compact"/>
-              <w:jc w:val="left"/>
-            </w:pPr>
-            <w:r>
-              <w:t xml:space="preserve">empreendedor</w:t>
-            </w:r>
-          </w:p>
-        </w:tc>
-        <w:tc>
-          <w:p>
-            <w:pPr>
-              <w:pStyle w:val="Compact"/>
-              <w:jc w:val="left"/>
-            </w:pPr>
-            <w:r>
               <w:t xml:space="preserve">emprendedor</w:t>
             </w:r>
           </w:p>
@@ -2008,28 +1510,6 @@
               <w:jc w:val="left"/>
             </w:pPr>
             <w:r>
-              <w:t xml:space="preserve">işletme (iş)</w:t>
-            </w:r>
-          </w:p>
-        </w:tc>
-        <w:tc>
-          <w:p>
-            <w:pPr>
-              <w:pStyle w:val="Compact"/>
-              <w:jc w:val="left"/>
-            </w:pPr>
-            <w:r>
-              <w:t xml:space="preserve">negócio</w:t>
-            </w:r>
-          </w:p>
-        </w:tc>
-        <w:tc>
-          <w:p>
-            <w:pPr>
-              <w:pStyle w:val="Compact"/>
-              <w:jc w:val="left"/>
-            </w:pPr>
-            <w:r>
               <w:t xml:space="preserve">negocio</w:t>
             </w:r>
           </w:p>
@@ -2087,32 +1567,10 @@
               <w:jc w:val="left"/>
             </w:pPr>
             <w:r>
-              <w:t xml:space="preserve">sorun (problem)</w:t>
-            </w:r>
-          </w:p>
-        </w:tc>
-        <w:tc>
-          <w:p>
-            <w:pPr>
-              <w:pStyle w:val="Compact"/>
-              <w:jc w:val="left"/>
-            </w:pPr>
-            <w:r>
               <w:t xml:space="preserve">problema</w:t>
             </w:r>
           </w:p>
         </w:tc>
-        <w:tc>
-          <w:p>
-            <w:pPr>
-              <w:pStyle w:val="Compact"/>
-              <w:jc w:val="left"/>
-            </w:pPr>
-            <w:r>
-              <w:t xml:space="preserve">problema</w:t>
-            </w:r>
-          </w:p>
-        </w:tc>
       </w:tr>
       <w:tr>
         <w:tc>
@@ -2166,32 +1624,10 @@
               <w:jc w:val="left"/>
             </w:pPr>
             <w:r>
-              <w:t xml:space="preserve">müşteri</w:t>
-            </w:r>
-          </w:p>
-        </w:tc>
-        <w:tc>
-          <w:p>
-            <w:pPr>
-              <w:pStyle w:val="Compact"/>
-              <w:jc w:val="left"/>
-            </w:pPr>
-            <w:r>
               <w:t xml:space="preserve">cliente</w:t>
             </w:r>
           </w:p>
         </w:tc>
-        <w:tc>
-          <w:p>
-            <w:pPr>
-              <w:pStyle w:val="Compact"/>
-              <w:jc w:val="left"/>
-            </w:pPr>
-            <w:r>
-              <w:t xml:space="preserve">cliente</w:t>
-            </w:r>
-          </w:p>
-        </w:tc>
       </w:tr>
       <w:tr>
         <w:tc>
@@ -2257,28 +1693,6 @@
               <w:jc w:val="left"/>
             </w:pPr>
             <w:r>
-              <w:t xml:space="preserve">hedef müşteri</w:t>
-            </w:r>
-          </w:p>
-        </w:tc>
-        <w:tc>
-          <w:p>
-            <w:pPr>
-              <w:pStyle w:val="Compact"/>
-              <w:jc w:val="left"/>
-            </w:pPr>
-            <w:r>
-              <w:t xml:space="preserve">cliente-alvo</w:t>
-            </w:r>
-          </w:p>
-        </w:tc>
-        <w:tc>
-          <w:p>
-            <w:pPr>
-              <w:pStyle w:val="Compact"/>
-              <w:jc w:val="left"/>
-            </w:pPr>
-            <w:r>
               <w:t xml:space="preserve">cliente objetivo</w:t>
             </w:r>
           </w:p>
@@ -2336,28 +1750,6 @@
               <w:jc w:val="left"/>
             </w:pPr>
             <w:r>
-              <w:t xml:space="preserve">ürün</w:t>
-            </w:r>
-          </w:p>
-        </w:tc>
-        <w:tc>
-          <w:p>
-            <w:pPr>
-              <w:pStyle w:val="Compact"/>
-              <w:jc w:val="left"/>
-            </w:pPr>
-            <w:r>
-              <w:t xml:space="preserve">produto</w:t>
-            </w:r>
-          </w:p>
-        </w:tc>
-        <w:tc>
-          <w:p>
-            <w:pPr>
-              <w:pStyle w:val="Compact"/>
-              <w:jc w:val="left"/>
-            </w:pPr>
-            <w:r>
               <w:t xml:space="preserve">producto</w:t>
             </w:r>
           </w:p>
@@ -2415,28 +1807,6 @@
               <w:jc w:val="left"/>
             </w:pPr>
             <w:r>
-              <w:t xml:space="preserve">hizmet</w:t>
-            </w:r>
-          </w:p>
-        </w:tc>
-        <w:tc>
-          <w:p>
-            <w:pPr>
-              <w:pStyle w:val="Compact"/>
-              <w:jc w:val="left"/>
-            </w:pPr>
-            <w:r>
-              <w:t xml:space="preserve">serviço</w:t>
-            </w:r>
-          </w:p>
-        </w:tc>
-        <w:tc>
-          <w:p>
-            <w:pPr>
-              <w:pStyle w:val="Compact"/>
-              <w:jc w:val="left"/>
-            </w:pPr>
-            <w:r>
               <w:t xml:space="preserve">servicio</w:t>
             </w:r>
           </w:p>
@@ -2494,28 +1864,6 @@
               <w:jc w:val="left"/>
             </w:pPr>
             <w:r>
-              <w:t xml:space="preserve">gelir (satış geliri)</w:t>
-            </w:r>
-          </w:p>
-        </w:tc>
-        <w:tc>
-          <w:p>
-            <w:pPr>
-              <w:pStyle w:val="Compact"/>
-              <w:jc w:val="left"/>
-            </w:pPr>
-            <w:r>
-              <w:t xml:space="preserve">receita</w:t>
-            </w:r>
-          </w:p>
-        </w:tc>
-        <w:tc>
-          <w:p>
-            <w:pPr>
-              <w:pStyle w:val="Compact"/>
-              <w:jc w:val="left"/>
-            </w:pPr>
-            <w:r>
               <w:t xml:space="preserve">ingresos</w:t>
             </w:r>
           </w:p>
@@ -2573,28 +1921,6 @@
               <w:jc w:val="left"/>
             </w:pPr>
             <w:r>
-              <w:t xml:space="preserve">maliyet</w:t>
-            </w:r>
-          </w:p>
-        </w:tc>
-        <w:tc>
-          <w:p>
-            <w:pPr>
-              <w:pStyle w:val="Compact"/>
-              <w:jc w:val="left"/>
-            </w:pPr>
-            <w:r>
-              <w:t xml:space="preserve">custo</w:t>
-            </w:r>
-          </w:p>
-        </w:tc>
-        <w:tc>
-          <w:p>
-            <w:pPr>
-              <w:pStyle w:val="Compact"/>
-              <w:jc w:val="left"/>
-            </w:pPr>
-            <w:r>
               <w:t xml:space="preserve">costo</w:t>
             </w:r>
           </w:p>
@@ -2652,28 +1978,6 @@
               <w:jc w:val="left"/>
             </w:pPr>
             <w:r>
-              <w:t xml:space="preserve">birim maliyet</w:t>
-            </w:r>
-          </w:p>
-        </w:tc>
-        <w:tc>
-          <w:p>
-            <w:pPr>
-              <w:pStyle w:val="Compact"/>
-              <w:jc w:val="left"/>
-            </w:pPr>
-            <w:r>
-              <w:t xml:space="preserve">custo unitário</w:t>
-            </w:r>
-          </w:p>
-        </w:tc>
-        <w:tc>
-          <w:p>
-            <w:pPr>
-              <w:pStyle w:val="Compact"/>
-              <w:jc w:val="left"/>
-            </w:pPr>
-            <w:r>
               <w:t xml:space="preserve">costo unitario</w:t>
             </w:r>
           </w:p>
@@ -2731,28 +2035,6 @@
               <w:jc w:val="left"/>
             </w:pPr>
             <w:r>
-              <w:t xml:space="preserve">fiyat</w:t>
-            </w:r>
-          </w:p>
-        </w:tc>
-        <w:tc>
-          <w:p>
-            <w:pPr>
-              <w:pStyle w:val="Compact"/>
-              <w:jc w:val="left"/>
-            </w:pPr>
-            <w:r>
-              <w:t xml:space="preserve">preço</w:t>
-            </w:r>
-          </w:p>
-        </w:tc>
-        <w:tc>
-          <w:p>
-            <w:pPr>
-              <w:pStyle w:val="Compact"/>
-              <w:jc w:val="left"/>
-            </w:pPr>
-            <w:r>
               <w:t xml:space="preserve">precio</w:t>
             </w:r>
           </w:p>
@@ -2810,28 +2092,6 @@
               <w:jc w:val="left"/>
             </w:pPr>
             <w:r>
-              <w:t xml:space="preserve">kâr</w:t>
-            </w:r>
-          </w:p>
-        </w:tc>
-        <w:tc>
-          <w:p>
-            <w:pPr>
-              <w:pStyle w:val="Compact"/>
-              <w:jc w:val="left"/>
-            </w:pPr>
-            <w:r>
-              <w:t xml:space="preserve">lucro</w:t>
-            </w:r>
-          </w:p>
-        </w:tc>
-        <w:tc>
-          <w:p>
-            <w:pPr>
-              <w:pStyle w:val="Compact"/>
-              <w:jc w:val="left"/>
-            </w:pPr>
-            <w:r>
               <w:t xml:space="preserve">ganancia (beneficio)</w:t>
             </w:r>
           </w:p>
@@ -2889,28 +2149,6 @@
               <w:jc w:val="left"/>
             </w:pPr>
             <w:r>
-              <w:t xml:space="preserve">kâr marjı</w:t>
-            </w:r>
-          </w:p>
-        </w:tc>
-        <w:tc>
-          <w:p>
-            <w:pPr>
-              <w:pStyle w:val="Compact"/>
-              <w:jc w:val="left"/>
-            </w:pPr>
-            <w:r>
-              <w:t xml:space="preserve">margem de lucro</w:t>
-            </w:r>
-          </w:p>
-        </w:tc>
-        <w:tc>
-          <w:p>
-            <w:pPr>
-              <w:pStyle w:val="Compact"/>
-              <w:jc w:val="left"/>
-            </w:pPr>
-            <w:r>
               <w:t xml:space="preserve">margen de ganancia</w:t>
             </w:r>
           </w:p>
@@ -2968,28 +2206,6 @@
               <w:jc w:val="left"/>
             </w:pPr>
             <w:r>
-              <w:t xml:space="preserve">başabaş noktası</w:t>
-            </w:r>
-          </w:p>
-        </w:tc>
-        <w:tc>
-          <w:p>
-            <w:pPr>
-              <w:pStyle w:val="Compact"/>
-              <w:jc w:val="left"/>
-            </w:pPr>
-            <w:r>
-              <w:t xml:space="preserve">ponto de equilíbrio</w:t>
-            </w:r>
-          </w:p>
-        </w:tc>
-        <w:tc>
-          <w:p>
-            <w:pPr>
-              <w:pStyle w:val="Compact"/>
-              <w:jc w:val="left"/>
-            </w:pPr>
-            <w:r>
               <w:t xml:space="preserve">punto de equilibrio</w:t>
             </w:r>
           </w:p>
@@ -3047,28 +2263,6 @@
               <w:jc w:val="left"/>
             </w:pPr>
             <w:r>
-              <w:t xml:space="preserve">tahmin (öngörü)</w:t>
-            </w:r>
-          </w:p>
-        </w:tc>
-        <w:tc>
-          <w:p>
-            <w:pPr>
-              <w:pStyle w:val="Compact"/>
-              <w:jc w:val="left"/>
-            </w:pPr>
-            <w:r>
-              <w:t xml:space="preserve">projeção (previsão)</w:t>
-            </w:r>
-          </w:p>
-        </w:tc>
-        <w:tc>
-          <w:p>
-            <w:pPr>
-              <w:pStyle w:val="Compact"/>
-              <w:jc w:val="left"/>
-            </w:pPr>
-            <w:r>
               <w:t xml:space="preserve">proyección</w:t>
             </w:r>
           </w:p>
@@ -3126,32 +2320,10 @@
               <w:jc w:val="left"/>
             </w:pPr>
             <w:r>
-              <w:t xml:space="preserve">pazar</w:t>
-            </w:r>
-          </w:p>
-        </w:tc>
-        <w:tc>
-          <w:p>
-            <w:pPr>
-              <w:pStyle w:val="Compact"/>
-              <w:jc w:val="left"/>
-            </w:pPr>
-            <w:r>
               <w:t xml:space="preserve">mercado</w:t>
             </w:r>
           </w:p>
         </w:tc>
-        <w:tc>
-          <w:p>
-            <w:pPr>
-              <w:pStyle w:val="Compact"/>
-              <w:jc w:val="left"/>
-            </w:pPr>
-            <w:r>
-              <w:t xml:space="preserve">mercado</w:t>
-            </w:r>
-          </w:p>
-        </w:tc>
       </w:tr>
       <w:tr>
         <w:tc>
@@ -3205,28 +2377,6 @@
               <w:jc w:val="left"/>
             </w:pPr>
             <w:r>
-              <w:t xml:space="preserve">rekabet (rakipler)</w:t>
-            </w:r>
-          </w:p>
-        </w:tc>
-        <w:tc>
-          <w:p>
-            <w:pPr>
-              <w:pStyle w:val="Compact"/>
-              <w:jc w:val="left"/>
-            </w:pPr>
-            <w:r>
-              <w:t xml:space="preserve">concorrência</w:t>
-            </w:r>
-          </w:p>
-        </w:tc>
-        <w:tc>
-          <w:p>
-            <w:pPr>
-              <w:pStyle w:val="Compact"/>
-              <w:jc w:val="left"/>
-            </w:pPr>
-            <w:r>
               <w:t xml:space="preserve">competencia</w:t>
             </w:r>
           </w:p>
@@ -3284,28 +2434,6 @@
               <w:jc w:val="left"/>
             </w:pPr>
             <w:r>
-              <w:t xml:space="preserve">pazarlama</w:t>
-            </w:r>
-          </w:p>
-        </w:tc>
-        <w:tc>
-          <w:p>
-            <w:pPr>
-              <w:pStyle w:val="Compact"/>
-              <w:jc w:val="left"/>
-            </w:pPr>
-            <w:r>
-              <w:t xml:space="preserve">marketing (divulgação)</w:t>
-            </w:r>
-          </w:p>
-        </w:tc>
-        <w:tc>
-          <w:p>
-            <w:pPr>
-              <w:pStyle w:val="Compact"/>
-              <w:jc w:val="left"/>
-            </w:pPr>
-            <w:r>
               <w:t xml:space="preserve">mercadotecnia (marketing)</w:t>
             </w:r>
           </w:p>
@@ -3363,32 +2491,10 @@
               <w:jc w:val="left"/>
             </w:pPr>
             <w:r>
-              <w:t xml:space="preserve">marka</w:t>
-            </w:r>
-          </w:p>
-        </w:tc>
-        <w:tc>
-          <w:p>
-            <w:pPr>
-              <w:pStyle w:val="Compact"/>
-              <w:jc w:val="left"/>
-            </w:pPr>
-            <w:r>
               <w:t xml:space="preserve">marca</w:t>
             </w:r>
           </w:p>
         </w:tc>
-        <w:tc>
-          <w:p>
-            <w:pPr>
-              <w:pStyle w:val="Compact"/>
-              <w:jc w:val="left"/>
-            </w:pPr>
-            <w:r>
-              <w:t xml:space="preserve">marca</w:t>
-            </w:r>
-          </w:p>
-        </w:tc>
       </w:tr>
       <w:tr>
         <w:tc>
@@ -3442,28 +2548,6 @@
               <w:jc w:val="left"/>
             </w:pPr>
             <w:r>
-              <w:t xml:space="preserve">sunum (tanıtım konuşması)</w:t>
-            </w:r>
-          </w:p>
-        </w:tc>
-        <w:tc>
-          <w:p>
-            <w:pPr>
-              <w:pStyle w:val="Compact"/>
-              <w:jc w:val="left"/>
-            </w:pPr>
-            <w:r>
-              <w:t xml:space="preserve">apresentação rápida (pitch)</w:t>
-            </w:r>
-          </w:p>
-        </w:tc>
-        <w:tc>
-          <w:p>
-            <w:pPr>
-              <w:pStyle w:val="Compact"/>
-              <w:jc w:val="left"/>
-            </w:pPr>
-            <w:r>
               <w:t xml:space="preserve">presentación breve (pitch)</w:t>
             </w:r>
           </w:p>
@@ -3521,28 +2605,6 @@
               <w:jc w:val="left"/>
             </w:pPr>
             <w:r>
-              <w:t xml:space="preserve">sunum slaytları (sunum panosu)</w:t>
-            </w:r>
-          </w:p>
-        </w:tc>
-        <w:tc>
-          <w:p>
-            <w:pPr>
-              <w:pStyle w:val="Compact"/>
-              <w:jc w:val="left"/>
-            </w:pPr>
-            <w:r>
-              <w:t xml:space="preserve">slides da apresentação</w:t>
-            </w:r>
-          </w:p>
-        </w:tc>
-        <w:tc>
-          <w:p>
-            <w:pPr>
-              <w:pStyle w:val="Compact"/>
-              <w:jc w:val="left"/>
-            </w:pPr>
-            <w:r>
               <w:t xml:space="preserve">diapositivas (panel de presentación)</w:t>
             </w:r>
           </w:p>
@@ -3600,28 +2662,6 @@
               <w:jc w:val="left"/>
             </w:pPr>
             <w:r>
-              <w:t xml:space="preserve">prototip (ilk örnek)</w:t>
-            </w:r>
-          </w:p>
-        </w:tc>
-        <w:tc>
-          <w:p>
-            <w:pPr>
-              <w:pStyle w:val="Compact"/>
-              <w:jc w:val="left"/>
-            </w:pPr>
-            <w:r>
-              <w:t xml:space="preserve">protótipo</w:t>
-            </w:r>
-          </w:p>
-        </w:tc>
-        <w:tc>
-          <w:p>
-            <w:pPr>
-              <w:pStyle w:val="Compact"/>
-              <w:jc w:val="left"/>
-            </w:pPr>
-            <w:r>
               <w:t xml:space="preserve">prototipo</w:t>
             </w:r>
           </w:p>
@@ -3679,28 +2719,6 @@
               <w:jc w:val="left"/>
             </w:pPr>
             <w:r>
-              <w:t xml:space="preserve">yatırımcı</w:t>
-            </w:r>
-          </w:p>
-        </w:tc>
-        <w:tc>
-          <w:p>
-            <w:pPr>
-              <w:pStyle w:val="Compact"/>
-              <w:jc w:val="left"/>
-            </w:pPr>
-            <w:r>
-              <w:t xml:space="preserve">investidor</w:t>
-            </w:r>
-          </w:p>
-        </w:tc>
-        <w:tc>
-          <w:p>
-            <w:pPr>
-              <w:pStyle w:val="Compact"/>
-              <w:jc w:val="left"/>
-            </w:pPr>
-            <w:r>
               <w:t xml:space="preserve">inversionista</w:t>
             </w:r>
           </w:p>
@@ -3758,28 +2776,6 @@
               <w:jc w:val="left"/>
             </w:pPr>
             <w:r>
-              <w:t xml:space="preserve">talep (istediğiniz şey)</w:t>
-            </w:r>
-          </w:p>
-        </w:tc>
-        <w:tc>
-          <w:p>
-            <w:pPr>
-              <w:pStyle w:val="Compact"/>
-              <w:jc w:val="left"/>
-            </w:pPr>
-            <w:r>
-              <w:t xml:space="preserve">pedido</w:t>
-            </w:r>
-          </w:p>
-        </w:tc>
-        <w:tc>
-          <w:p>
-            <w:pPr>
-              <w:pStyle w:val="Compact"/>
-              <w:jc w:val="left"/>
-            </w:pPr>
-            <w:r>
               <w:t xml:space="preserve">petición (lo que se pide)</w:t>
             </w:r>
           </w:p>
@@ -3827,28 +2823,6 @@
             </w:pPr>
             <w:r>
               <w:t xml:space="preserve">A folder of your own work that proves what you can do, with your name on it.</w:t>
-            </w:r>
-          </w:p>
-        </w:tc>
-        <w:tc>
-          <w:p>
-            <w:pPr>
-              <w:pStyle w:val="Compact"/>
-              <w:jc w:val="left"/>
-            </w:pPr>
-            <w:r>
-              <w:t xml:space="preserve">portföy (dosya)</w:t>
-            </w:r>
-          </w:p>
-        </w:tc>
-        <w:tc>
-          <w:p>
-            <w:pPr>
-              <w:pStyle w:val="Compact"/>
-              <w:jc w:val="left"/>
-            </w:pPr>
-            <w:r>
-              <w:t xml:space="preserve">portfólio (pasta)</w:t>
             </w:r>
           </w:p>
         </w:tc>
@@ -3935,10 +2909,8 @@
         <w:tblLook w:firstRow="1"/>
       </w:tblPr>
       <w:tblGrid>
-        <w:gridCol w:w="1980"/>
-        <w:gridCol w:w="1980"/>
-        <w:gridCol w:w="1980"/>
-        <w:gridCol w:w="1980"/>
+        <w:gridCol w:w="3960"/>
+        <w:gridCol w:w="3960"/>
       </w:tblGrid>
       <w:tr>
         <w:trPr>
@@ -3974,40 +2946,6 @@
               <w:jc w:val="left"/>
             </w:pPr>
             <w:r>
-              <w:t xml:space="preserve">Turkish</w:t>
-            </w:r>
-          </w:p>
-        </w:tc>
-        <w:tc>
-          <w:tcPr>
-            <w:tcBorders>
-              <w:bottom w:val="single"/>
-            </w:tcBorders>
-            <w:vAlign w:val="bottom"/>
-          </w:tcPr>
-          <w:p>
-            <w:pPr>
-              <w:pStyle w:val="Compact"/>
-              <w:jc w:val="left"/>
-            </w:pPr>
-            <w:r>
-              <w:t xml:space="preserve">Portuguese</w:t>
-            </w:r>
-          </w:p>
-        </w:tc>
-        <w:tc>
-          <w:tcPr>
-            <w:tcBorders>
-              <w:bottom w:val="single"/>
-            </w:tcBorders>
-            <w:vAlign w:val="bottom"/>
-          </w:tcPr>
-          <w:p>
-            <w:pPr>
-              <w:pStyle w:val="Compact"/>
-              <w:jc w:val="left"/>
-            </w:pPr>
-            <w:r>
               <w:t xml:space="preserve">Spanish</w:t>
             </w:r>
           </w:p>
@@ -4032,28 +2970,6 @@
               <w:jc w:val="left"/>
             </w:pPr>
             <w:r>
-              <w:t xml:space="preserve">Adım ___ ve ___. sınıfa gidiyorum.</w:t>
-            </w:r>
-          </w:p>
-        </w:tc>
-        <w:tc>
-          <w:p>
-            <w:pPr>
-              <w:pStyle w:val="Compact"/>
-              <w:jc w:val="left"/>
-            </w:pPr>
-            <w:r>
-              <w:t xml:space="preserve">Meu nome é ___ e eu estou no ___ ano.</w:t>
-            </w:r>
-          </w:p>
-        </w:tc>
-        <w:tc>
-          <w:p>
-            <w:pPr>
-              <w:pStyle w:val="Compact"/>
-              <w:jc w:val="left"/>
-            </w:pPr>
-            <w:r>
               <w:t xml:space="preserve">Me llamo ___ y estoy en ___ grado.</w:t>
             </w:r>
           </w:p>
@@ -4078,28 +2994,6 @@
               <w:jc w:val="left"/>
             </w:pPr>
             <w:r>
-              <w:t xml:space="preserve">Şu anda ___ yapıyorum.</w:t>
-            </w:r>
-          </w:p>
-        </w:tc>
-        <w:tc>
-          <w:p>
-            <w:pPr>
-              <w:pStyle w:val="Compact"/>
-              <w:jc w:val="left"/>
-            </w:pPr>
-            <w:r>
-              <w:t xml:space="preserve">Atualmente eu ___.</w:t>
-            </w:r>
-          </w:p>
-        </w:tc>
-        <w:tc>
-          <w:p>
-            <w:pPr>
-              <w:pStyle w:val="Compact"/>
-              <w:jc w:val="left"/>
-            </w:pPr>
-            <w:r>
               <w:t xml:space="preserve">Ahora mismo yo ___.</w:t>
             </w:r>
           </w:p>
@@ -4124,18 +3018,7 @@
               <w:jc w:val="left"/>
             </w:pPr>
             <w:r>
-              <w:t xml:space="preserve">___ konusunda iyiyim.</w:t>
-            </w:r>
-          </w:p>
-        </w:tc>
-        <w:tc>
-          <w:p>
-            <w:pPr>
-              <w:pStyle w:val="Compact"/>
-              <w:jc w:val="left"/>
-            </w:pPr>
-            <w:r>
-              <w:t xml:space="preserve">Eu sou bom em</w:t>
+              <w:t xml:space="preserve">Soy bueno en</w:t>
             </w:r>
             <w:r>
               <w:t xml:space="preserve"> </w:t>
@@ -4145,7 +3028,7 @@
                 <w:i/>
                 <w:b/>
               </w:rPr>
-              <w:t xml:space="preserve">. / Eu sou boa em</w:t>
+              <w:t xml:space="preserve">. / Soy buena en</w:t>
             </w:r>
             <w:r>
               <w:rPr>
@@ -4159,37 +3042,6 @@
             </w:r>
           </w:p>
         </w:tc>
-        <w:tc>
-          <w:p>
-            <w:pPr>
-              <w:pStyle w:val="Compact"/>
-              <w:jc w:val="left"/>
-            </w:pPr>
-            <w:r>
-              <w:t xml:space="preserve">Soy bueno en</w:t>
-            </w:r>
-            <w:r>
-              <w:t xml:space="preserve"> </w:t>
-            </w:r>
-            <w:r>
-              <w:rPr>
-                <w:i/>
-                <w:b/>
-              </w:rPr>
-              <w:t xml:space="preserve">. / Soy buena en</w:t>
-            </w:r>
-            <w:r>
-              <w:rPr>
-                <w:i/>
-                <w:b/>
-              </w:rPr>
-              <w:t xml:space="preserve"> </w:t>
-            </w:r>
-            <w:r>
-              <w:t xml:space="preserve">.</w:t>
-            </w:r>
-          </w:p>
-        </w:tc>
       </w:tr>
       <w:tr>
         <w:tc>
@@ -4210,28 +3062,6 @@
               <w:jc w:val="left"/>
             </w:pPr>
             <w:r>
-              <w:t xml:space="preserve">Bunu ___ yaptığımda gösterdim.</w:t>
-            </w:r>
-          </w:p>
-        </w:tc>
-        <w:tc>
-          <w:p>
-            <w:pPr>
-              <w:pStyle w:val="Compact"/>
-              <w:jc w:val="left"/>
-            </w:pPr>
-            <w:r>
-              <w:t xml:space="preserve">Eu mostrei isso quando eu ___.</w:t>
-            </w:r>
-          </w:p>
-        </w:tc>
-        <w:tc>
-          <w:p>
-            <w:pPr>
-              <w:pStyle w:val="Compact"/>
-              <w:jc w:val="left"/>
-            </w:pPr>
-            <w:r>
               <w:t xml:space="preserve">Lo demostré cuando ___.</w:t>
             </w:r>
           </w:p>
@@ -4256,28 +3086,6 @@
               <w:jc w:val="left"/>
             </w:pPr>
             <w:r>
-              <w:t xml:space="preserve">Bu yıl dersimde ___ kişi için ___ yaptım.</w:t>
-            </w:r>
-          </w:p>
-        </w:tc>
-        <w:tc>
-          <w:p>
-            <w:pPr>
-              <w:pStyle w:val="Compact"/>
-              <w:jc w:val="left"/>
-            </w:pPr>
-            <w:r>
-              <w:t xml:space="preserve">Na minha aula este ano eu ___ para ___ pessoas.</w:t>
-            </w:r>
-          </w:p>
-        </w:tc>
-        <w:tc>
-          <w:p>
-            <w:pPr>
-              <w:pStyle w:val="Compact"/>
-              <w:jc w:val="left"/>
-            </w:pPr>
-            <w:r>
               <w:t xml:space="preserve">En mi clase este año yo ___ para ___ personas.</w:t>
             </w:r>
           </w:p>
@@ -4302,28 +3110,6 @@
               <w:jc w:val="left"/>
             </w:pPr>
             <w:r>
-              <w:t xml:space="preserve">Bu iş için uygun olurdum çünkü ___.</w:t>
-            </w:r>
-          </w:p>
-        </w:tc>
-        <w:tc>
-          <w:p>
-            <w:pPr>
-              <w:pStyle w:val="Compact"/>
-              <w:jc w:val="left"/>
-            </w:pPr>
-            <w:r>
-              <w:t xml:space="preserve">Eu seria bom para este trabalho porque ___.</w:t>
-            </w:r>
-          </w:p>
-        </w:tc>
-        <w:tc>
-          <w:p>
-            <w:pPr>
-              <w:pStyle w:val="Compact"/>
-              <w:jc w:val="left"/>
-            </w:pPr>
-            <w:r>
               <w:t xml:space="preserve">Sería bueno para este trabajo porque ___.</w:t>
             </w:r>
           </w:p>
@@ -4338,28 +3124,6 @@
             </w:pPr>
             <w:r>
               <w:t xml:space="preserve">Thank you for your time.</w:t>
-            </w:r>
-          </w:p>
-        </w:tc>
-        <w:tc>
-          <w:p>
-            <w:pPr>
-              <w:pStyle w:val="Compact"/>
-              <w:jc w:val="left"/>
-            </w:pPr>
-            <w:r>
-              <w:t xml:space="preserve">Zaman ayırdığınız için teşekkür ederim.</w:t>
-            </w:r>
-          </w:p>
-        </w:tc>
-        <w:tc>
-          <w:p>
-            <w:pPr>
-              <w:pStyle w:val="Compact"/>
-              <w:jc w:val="left"/>
-            </w:pPr>
-            <w:r>
-              <w:t xml:space="preserve">Obrigado pelo seu tempo. / Obrigada pelo seu tempo.</w:t>
             </w:r>
           </w:p>
         </w:tc>
@@ -4393,10 +3157,8 @@
         <w:tblLook w:firstRow="1"/>
       </w:tblPr>
       <w:tblGrid>
-        <w:gridCol w:w="1980"/>
-        <w:gridCol w:w="1980"/>
-        <w:gridCol w:w="1980"/>
-        <w:gridCol w:w="1980"/>
+        <w:gridCol w:w="3960"/>
+        <w:gridCol w:w="3960"/>
       </w:tblGrid>
       <w:tr>
         <w:trPr>
@@ -4432,40 +3194,6 @@
               <w:jc w:val="left"/>
             </w:pPr>
             <w:r>
-              <w:t xml:space="preserve">Turkish</w:t>
-            </w:r>
-          </w:p>
-        </w:tc>
-        <w:tc>
-          <w:tcPr>
-            <w:tcBorders>
-              <w:bottom w:val="single"/>
-            </w:tcBorders>
-            <w:vAlign w:val="bottom"/>
-          </w:tcPr>
-          <w:p>
-            <w:pPr>
-              <w:pStyle w:val="Compact"/>
-              <w:jc w:val="left"/>
-            </w:pPr>
-            <w:r>
-              <w:t xml:space="preserve">Portuguese</w:t>
-            </w:r>
-          </w:p>
-        </w:tc>
-        <w:tc>
-          <w:tcPr>
-            <w:tcBorders>
-              <w:bottom w:val="single"/>
-            </w:tcBorders>
-            <w:vAlign w:val="bottom"/>
-          </w:tcPr>
-          <w:p>
-            <w:pPr>
-              <w:pStyle w:val="Compact"/>
-              <w:jc w:val="left"/>
-            </w:pPr>
-            <w:r>
               <w:t xml:space="preserve">Spanish</w:t>
             </w:r>
           </w:p>
@@ -4490,28 +3218,6 @@
               <w:jc w:val="left"/>
             </w:pPr>
             <w:r>
-              <w:t xml:space="preserve">Durum şöyleydi: ___.</w:t>
-            </w:r>
-          </w:p>
-        </w:tc>
-        <w:tc>
-          <w:p>
-            <w:pPr>
-              <w:pStyle w:val="Compact"/>
-              <w:jc w:val="left"/>
-            </w:pPr>
-            <w:r>
-              <w:t xml:space="preserve">A situação era ___.</w:t>
-            </w:r>
-          </w:p>
-        </w:tc>
-        <w:tc>
-          <w:p>
-            <w:pPr>
-              <w:pStyle w:val="Compact"/>
-              <w:jc w:val="left"/>
-            </w:pPr>
-            <w:r>
               <w:t xml:space="preserve">La situación era ___.</w:t>
             </w:r>
           </w:p>
@@ -4536,28 +3242,6 @@
               <w:jc w:val="left"/>
             </w:pPr>
             <w:r>
-              <w:t xml:space="preserve">Benim görevim ___ yapmaktı.</w:t>
-            </w:r>
-          </w:p>
-        </w:tc>
-        <w:tc>
-          <w:p>
-            <w:pPr>
-              <w:pStyle w:val="Compact"/>
-              <w:jc w:val="left"/>
-            </w:pPr>
-            <w:r>
-              <w:t xml:space="preserve">Meu trabalho era ___.</w:t>
-            </w:r>
-          </w:p>
-        </w:tc>
-        <w:tc>
-          <w:p>
-            <w:pPr>
-              <w:pStyle w:val="Compact"/>
-              <w:jc w:val="left"/>
-            </w:pPr>
-            <w:r>
               <w:t xml:space="preserve">Mi tarea era ___.</w:t>
             </w:r>
           </w:p>
@@ -4582,28 +3266,6 @@
               <w:jc w:val="left"/>
             </w:pPr>
             <w:r>
-              <w:t xml:space="preserve">Bir şey ters gitti: ___.</w:t>
-            </w:r>
-          </w:p>
-        </w:tc>
-        <w:tc>
-          <w:p>
-            <w:pPr>
-              <w:pStyle w:val="Compact"/>
-              <w:jc w:val="left"/>
-            </w:pPr>
-            <w:r>
-              <w:t xml:space="preserve">Algo deu errado: ___.</w:t>
-            </w:r>
-          </w:p>
-        </w:tc>
-        <w:tc>
-          <w:p>
-            <w:pPr>
-              <w:pStyle w:val="Compact"/>
-              <w:jc w:val="left"/>
-            </w:pPr>
-            <w:r>
               <w:t xml:space="preserve">Algo salió mal: ___.</w:t>
             </w:r>
           </w:p>
@@ -4618,28 +3280,6 @@
             </w:pPr>
             <w:r>
               <w:t xml:space="preserve">So what I did was ___.</w:t>
-            </w:r>
-          </w:p>
-        </w:tc>
-        <w:tc>
-          <w:p>
-            <w:pPr>
-              <w:pStyle w:val="Compact"/>
-              <w:jc w:val="left"/>
-            </w:pPr>
-            <w:r>
-              <w:t xml:space="preserve">Bu yüzden ___ yaptım.</w:t>
-            </w:r>
-          </w:p>
-        </w:tc>
-        <w:tc>
-          <w:p>
-            <w:pPr>
-              <w:pStyle w:val="Compact"/>
-              <w:jc w:val="left"/>
-            </w:pPr>
-            <w:r>
-              <w:t xml:space="preserve">Então o que eu fiz foi ___.</w:t>
             </w:r>
           </w:p>
         </w:tc>
@@ -4694,18 +3334,7 @@
               <w:jc w:val="left"/>
             </w:pPr>
             <w:r>
-              <w:t xml:space="preserve">Önce ___ yaptım, sonra ___ yaptım.</w:t>
-            </w:r>
-          </w:p>
-        </w:tc>
-        <w:tc>
-          <w:p>
-            <w:pPr>
-              <w:pStyle w:val="Compact"/>
-              <w:jc w:val="left"/>
-            </w:pPr>
-            <w:r>
-              <w:t xml:space="preserve">Primeiro eu</w:t>
+              <w:t xml:space="preserve">Primero</w:t>
             </w:r>
             <w:r>
               <w:t xml:space="preserve"> </w:t>
@@ -4715,7 +3344,7 @@
                 <w:i/>
                 <w:b/>
               </w:rPr>
-              <w:t xml:space="preserve">, e depois eu</w:t>
+              <w:t xml:space="preserve">, y después</w:t>
             </w:r>
             <w:r>
               <w:rPr>
@@ -4729,37 +3358,6 @@
             </w:r>
           </w:p>
         </w:tc>
-        <w:tc>
-          <w:p>
-            <w:pPr>
-              <w:pStyle w:val="Compact"/>
-              <w:jc w:val="left"/>
-            </w:pPr>
-            <w:r>
-              <w:t xml:space="preserve">Primero</w:t>
-            </w:r>
-            <w:r>
-              <w:t xml:space="preserve"> </w:t>
-            </w:r>
-            <w:r>
-              <w:rPr>
-                <w:i/>
-                <w:b/>
-              </w:rPr>
-              <w:t xml:space="preserve">, y después</w:t>
-            </w:r>
-            <w:r>
-              <w:rPr>
-                <w:i/>
-                <w:b/>
-              </w:rPr>
-              <w:t xml:space="preserve"> </w:t>
-            </w:r>
-            <w:r>
-              <w:t xml:space="preserve">.</w:t>
-            </w:r>
-          </w:p>
-        </w:tc>
       </w:tr>
       <w:tr>
         <w:tc>
@@ -4780,28 +3378,6 @@
               <w:jc w:val="left"/>
             </w:pPr>
             <w:r>
-              <w:t xml:space="preserve">Sonuç ___ oldu.</w:t>
-            </w:r>
-          </w:p>
-        </w:tc>
-        <w:tc>
-          <w:p>
-            <w:pPr>
-              <w:pStyle w:val="Compact"/>
-              <w:jc w:val="left"/>
-            </w:pPr>
-            <w:r>
-              <w:t xml:space="preserve">O resultado foi ___.</w:t>
-            </w:r>
-          </w:p>
-        </w:tc>
-        <w:tc>
-          <w:p>
-            <w:pPr>
-              <w:pStyle w:val="Compact"/>
-              <w:jc w:val="left"/>
-            </w:pPr>
-            <w:r>
               <w:t xml:space="preserve">El resultado fue ___.</w:t>
             </w:r>
           </w:p>
@@ -4826,28 +3402,6 @@
               <w:jc w:val="left"/>
             </w:pPr>
             <w:r>
-              <w:t xml:space="preserve">___ dakikada bitirdik. / ___ kişiye servis yaptık.</w:t>
-            </w:r>
-          </w:p>
-        </w:tc>
-        <w:tc>
-          <w:p>
-            <w:pPr>
-              <w:pStyle w:val="Compact"/>
-              <w:jc w:val="left"/>
-            </w:pPr>
-            <w:r>
-              <w:t xml:space="preserve">Terminamos em ___ minutos. / Servimos ___ pessoas.</w:t>
-            </w:r>
-          </w:p>
-        </w:tc>
-        <w:tc>
-          <w:p>
-            <w:pPr>
-              <w:pStyle w:val="Compact"/>
-              <w:jc w:val="left"/>
-            </w:pPr>
-            <w:r>
               <w:t xml:space="preserve">Terminamos en ___ minutos. / Servimos a ___ personas.</w:t>
             </w:r>
           </w:p>
@@ -4862,28 +3416,6 @@
             </w:pPr>
             <w:r>
               <w:t xml:space="preserve">What I learned from it is ___.</w:t>
-            </w:r>
-          </w:p>
-        </w:tc>
-        <w:tc>
-          <w:p>
-            <w:pPr>
-              <w:pStyle w:val="Compact"/>
-              <w:jc w:val="left"/>
-            </w:pPr>
-            <w:r>
-              <w:t xml:space="preserve">Bundan öğrendiğim şey ___.</w:t>
-            </w:r>
-          </w:p>
-        </w:tc>
-        <w:tc>
-          <w:p>
-            <w:pPr>
-              <w:pStyle w:val="Compact"/>
-              <w:jc w:val="left"/>
-            </w:pPr>
-            <w:r>
-              <w:t xml:space="preserve">O que eu aprendi com isso é ___.</w:t>
             </w:r>
           </w:p>
         </w:tc>
@@ -4917,10 +3449,8 @@
         <w:tblLook w:firstRow="1"/>
       </w:tblPr>
       <w:tblGrid>
-        <w:gridCol w:w="1980"/>
-        <w:gridCol w:w="1980"/>
-        <w:gridCol w:w="1980"/>
-        <w:gridCol w:w="1980"/>
+        <w:gridCol w:w="3960"/>
+        <w:gridCol w:w="3960"/>
       </w:tblGrid>
       <w:tr>
         <w:trPr>
@@ -4956,40 +3486,6 @@
               <w:jc w:val="left"/>
             </w:pPr>
             <w:r>
-              <w:t xml:space="preserve">Turkish</w:t>
-            </w:r>
-          </w:p>
-        </w:tc>
-        <w:tc>
-          <w:tcPr>
-            <w:tcBorders>
-              <w:bottom w:val="single"/>
-            </w:tcBorders>
-            <w:vAlign w:val="bottom"/>
-          </w:tcPr>
-          <w:p>
-            <w:pPr>
-              <w:pStyle w:val="Compact"/>
-              <w:jc w:val="left"/>
-            </w:pPr>
-            <w:r>
-              <w:t xml:space="preserve">Portuguese</w:t>
-            </w:r>
-          </w:p>
-        </w:tc>
-        <w:tc>
-          <w:tcPr>
-            <w:tcBorders>
-              <w:bottom w:val="single"/>
-            </w:tcBorders>
-            <w:vAlign w:val="bottom"/>
-          </w:tcPr>
-          <w:p>
-            <w:pPr>
-              <w:pStyle w:val="Compact"/>
-              <w:jc w:val="left"/>
-            </w:pPr>
-            <w:r>
               <w:t xml:space="preserve">Spanish</w:t>
             </w:r>
           </w:p>
@@ -5034,7 +3530,7 @@
               <w:jc w:val="left"/>
             </w:pPr>
             <w:r>
-              <w:t xml:space="preserve">Devam ettirmen gereken bir şey</w:t>
+              <w:t xml:space="preserve">Algo que debes mantener es</w:t>
             </w:r>
             <w:r>
               <w:t xml:space="preserve"> </w:t>
@@ -5044,7 +3540,7 @@
                 <w:i/>
                 <w:b/>
               </w:rPr>
-              <w:t xml:space="preserve">, çünkü</w:t>
+              <w:t xml:space="preserve">, porque escuché</w:t>
             </w:r>
             <w:r>
               <w:rPr>
@@ -5054,21 +3550,20 @@
               <w:t xml:space="preserve"> </w:t>
             </w:r>
             <w:r>
-              <w:t xml:space="preserve"> </w:t>
-            </w:r>
-            <w:r>
-              <w:t xml:space="preserve">duydum.</w:t>
-            </w:r>
-          </w:p>
-        </w:tc>
-        <w:tc>
-          <w:p>
-            <w:pPr>
-              <w:pStyle w:val="Compact"/>
-              <w:jc w:val="left"/>
-            </w:pPr>
-            <w:r>
-              <w:t xml:space="preserve">Uma coisa para manter é</w:t>
+              <w:t xml:space="preserve">.</w:t>
+            </w:r>
+          </w:p>
+        </w:tc>
+      </w:tr>
+      <w:tr>
+        <w:tc>
+          <w:p>
+            <w:pPr>
+              <w:pStyle w:val="Compact"/>
+              <w:jc w:val="left"/>
+            </w:pPr>
+            <w:r>
+              <w:t xml:space="preserve">One thing to change is</w:t>
             </w:r>
             <w:r>
               <w:t xml:space="preserve"> </w:t>
@@ -5078,7 +3573,7 @@
                 <w:i/>
                 <w:b/>
               </w:rPr>
-              <w:t xml:space="preserve">, porque eu ouvi</w:t>
+              <w:t xml:space="preserve">. Next time try</w:t>
             </w:r>
             <w:r>
               <w:rPr>
@@ -5099,7 +3594,7 @@
               <w:jc w:val="left"/>
             </w:pPr>
             <w:r>
-              <w:t xml:space="preserve">Algo que debes mantener es</w:t>
+              <w:t xml:space="preserve">Algo que debes cambiar es</w:t>
             </w:r>
             <w:r>
               <w:t xml:space="preserve"> </w:t>
@@ -5109,7 +3604,7 @@
                 <w:i/>
                 <w:b/>
               </w:rPr>
-              <w:t xml:space="preserve">, porque escuché</w:t>
+              <w:t xml:space="preserve">. La próxima vez intenta</w:t>
             </w:r>
             <w:r>
               <w:rPr>
@@ -5132,135 +3627,6 @@
               <w:jc w:val="left"/>
             </w:pPr>
             <w:r>
-              <w:t xml:space="preserve">One thing to change is</w:t>
-            </w:r>
-            <w:r>
-              <w:t xml:space="preserve"> </w:t>
-            </w:r>
-            <w:r>
-              <w:rPr>
-                <w:i/>
-                <w:b/>
-              </w:rPr>
-              <w:t xml:space="preserve">. Next time try</w:t>
-            </w:r>
-            <w:r>
-              <w:rPr>
-                <w:i/>
-                <w:b/>
-              </w:rPr>
-              <w:t xml:space="preserve"> </w:t>
-            </w:r>
-            <w:r>
-              <w:t xml:space="preserve">.</w:t>
-            </w:r>
-          </w:p>
-        </w:tc>
-        <w:tc>
-          <w:p>
-            <w:pPr>
-              <w:pStyle w:val="Compact"/>
-              <w:jc w:val="left"/>
-            </w:pPr>
-            <w:r>
-              <w:t xml:space="preserve">Değiştirmen gereken bir şey</w:t>
-            </w:r>
-            <w:r>
-              <w:t xml:space="preserve"> </w:t>
-            </w:r>
-            <w:r>
-              <w:rPr>
-                <w:i/>
-                <w:b/>
-              </w:rPr>
-              <w:t xml:space="preserve">. Bir dahaki sefere</w:t>
-            </w:r>
-            <w:r>
-              <w:rPr>
-                <w:i/>
-                <w:b/>
-              </w:rPr>
-              <w:t xml:space="preserve"> </w:t>
-            </w:r>
-            <w:r>
-              <w:t xml:space="preserve"> </w:t>
-            </w:r>
-            <w:r>
-              <w:t xml:space="preserve">dene.</w:t>
-            </w:r>
-          </w:p>
-        </w:tc>
-        <w:tc>
-          <w:p>
-            <w:pPr>
-              <w:pStyle w:val="Compact"/>
-              <w:jc w:val="left"/>
-            </w:pPr>
-            <w:r>
-              <w:t xml:space="preserve">Uma coisa para mudar é</w:t>
-            </w:r>
-            <w:r>
-              <w:t xml:space="preserve"> </w:t>
-            </w:r>
-            <w:r>
-              <w:rPr>
-                <w:i/>
-                <w:b/>
-              </w:rPr>
-              <w:t xml:space="preserve">. Na próxima vez tente</w:t>
-            </w:r>
-            <w:r>
-              <w:rPr>
-                <w:i/>
-                <w:b/>
-              </w:rPr>
-              <w:t xml:space="preserve"> </w:t>
-            </w:r>
-            <w:r>
-              <w:t xml:space="preserve">.</w:t>
-            </w:r>
-          </w:p>
-        </w:tc>
-        <w:tc>
-          <w:p>
-            <w:pPr>
-              <w:pStyle w:val="Compact"/>
-              <w:jc w:val="left"/>
-            </w:pPr>
-            <w:r>
-              <w:t xml:space="preserve">Algo que debes cambiar es</w:t>
-            </w:r>
-            <w:r>
-              <w:t xml:space="preserve"> </w:t>
-            </w:r>
-            <w:r>
-              <w:rPr>
-                <w:i/>
-                <w:b/>
-              </w:rPr>
-              <w:t xml:space="preserve">. La próxima vez intenta</w:t>
-            </w:r>
-            <w:r>
-              <w:rPr>
-                <w:i/>
-                <w:b/>
-              </w:rPr>
-              <w:t xml:space="preserve"> </w:t>
-            </w:r>
-            <w:r>
-              <w:t xml:space="preserve">.</w:t>
-            </w:r>
-          </w:p>
-        </w:tc>
-      </w:tr>
-      <w:tr>
-        <w:tc>
-          <w:p>
-            <w:pPr>
-              <w:pStyle w:val="Compact"/>
-              <w:jc w:val="left"/>
-            </w:pPr>
-            <w:r>
               <w:t xml:space="preserve">You looked up at me when you ___.</w:t>
             </w:r>
           </w:p>
@@ -5272,28 +3638,6 @@
               <w:jc w:val="left"/>
             </w:pPr>
             <w:r>
-              <w:t xml:space="preserve">___ yaparken bana baktın.</w:t>
-            </w:r>
-          </w:p>
-        </w:tc>
-        <w:tc>
-          <w:p>
-            <w:pPr>
-              <w:pStyle w:val="Compact"/>
-              <w:jc w:val="left"/>
-            </w:pPr>
-            <w:r>
-              <w:t xml:space="preserve">Você olhou para mim quando ___.</w:t>
-            </w:r>
-          </w:p>
-        </w:tc>
-        <w:tc>
-          <w:p>
-            <w:pPr>
-              <w:pStyle w:val="Compact"/>
-              <w:jc w:val="left"/>
-            </w:pPr>
-            <w:r>
               <w:t xml:space="preserve">Me miraste cuando ___.</w:t>
             </w:r>
           </w:p>
@@ -5318,28 +3662,6 @@
               <w:jc w:val="left"/>
             </w:pPr>
             <w:r>
-              <w:t xml:space="preserve">___ olduğunda sesin ___ idi (sabit, kısık, hızlı).</w:t>
-            </w:r>
-          </w:p>
-        </w:tc>
-        <w:tc>
-          <w:p>
-            <w:pPr>
-              <w:pStyle w:val="Compact"/>
-              <w:jc w:val="left"/>
-            </w:pPr>
-            <w:r>
-              <w:t xml:space="preserve">Sua voz estava ___ (firme, baixa, rápida) quando ___.</w:t>
-            </w:r>
-          </w:p>
-        </w:tc>
-        <w:tc>
-          <w:p>
-            <w:pPr>
-              <w:pStyle w:val="Compact"/>
-              <w:jc w:val="left"/>
-            </w:pPr>
-            <w:r>
               <w:t xml:space="preserve">Tu voz estaba ___ (firme, baja, rápida) cuando ___.</w:t>
             </w:r>
           </w:p>
@@ -5364,28 +3686,6 @@
               <w:jc w:val="left"/>
             </w:pPr>
             <w:r>
-              <w:t xml:space="preserve">Cevabının ___ kısmını duymadım.</w:t>
-            </w:r>
-          </w:p>
-        </w:tc>
-        <w:tc>
-          <w:p>
-            <w:pPr>
-              <w:pStyle w:val="Compact"/>
-              <w:jc w:val="left"/>
-            </w:pPr>
-            <w:r>
-              <w:t xml:space="preserve">Eu não ouvi a parte do ___ na sua resposta.</w:t>
-            </w:r>
-          </w:p>
-        </w:tc>
-        <w:tc>
-          <w:p>
-            <w:pPr>
-              <w:pStyle w:val="Compact"/>
-              <w:jc w:val="left"/>
-            </w:pPr>
-            <w:r>
               <w:t xml:space="preserve">No escuché la parte de ___ en tu respuesta.</w:t>
             </w:r>
           </w:p>
@@ -5410,28 +3710,6 @@
               <w:jc w:val="left"/>
             </w:pPr>
             <w:r>
-              <w:t xml:space="preserve">STAR hikâyende ___ eksikti.</w:t>
-            </w:r>
-          </w:p>
-        </w:tc>
-        <w:tc>
-          <w:p>
-            <w:pPr>
-              <w:pStyle w:val="Compact"/>
-              <w:jc w:val="left"/>
-            </w:pPr>
-            <w:r>
-              <w:t xml:space="preserve">Na sua história STAR faltou o ___.</w:t>
-            </w:r>
-          </w:p>
-        </w:tc>
-        <w:tc>
-          <w:p>
-            <w:pPr>
-              <w:pStyle w:val="Compact"/>
-              <w:jc w:val="left"/>
-            </w:pPr>
-            <w:r>
               <w:t xml:space="preserve">A tu historia STAR le faltó el ___.</w:t>
             </w:r>
           </w:p>
@@ -5446,28 +3724,6 @@
             </w:pPr>
             <w:r>
               <w:t xml:space="preserve">You did not know the answer and you still ___.</w:t>
-            </w:r>
-          </w:p>
-        </w:tc>
-        <w:tc>
-          <w:p>
-            <w:pPr>
-              <w:pStyle w:val="Compact"/>
-              <w:jc w:val="left"/>
-            </w:pPr>
-            <w:r>
-              <w:t xml:space="preserve">Cevabı bilmiyordun ama yine de ___ yaptın.</w:t>
-            </w:r>
-          </w:p>
-        </w:tc>
-        <w:tc>
-          <w:p>
-            <w:pPr>
-              <w:pStyle w:val="Compact"/>
-              <w:jc w:val="left"/>
-            </w:pPr>
-            <w:r>
-              <w:t xml:space="preserve">Você não sabia a resposta e mesmo assim ___.</w:t>
             </w:r>
           </w:p>
         </w:tc>
@@ -5501,10 +3757,8 @@
         <w:tblLook w:firstRow="1"/>
       </w:tblPr>
       <w:tblGrid>
-        <w:gridCol w:w="1980"/>
-        <w:gridCol w:w="1980"/>
-        <w:gridCol w:w="1980"/>
-        <w:gridCol w:w="1980"/>
+        <w:gridCol w:w="3960"/>
+        <w:gridCol w:w="3960"/>
       </w:tblGrid>
       <w:tr>
         <w:trPr>
@@ -5540,40 +3794,6 @@
               <w:jc w:val="left"/>
             </w:pPr>
             <w:r>
-              <w:t xml:space="preserve">Turkish</w:t>
-            </w:r>
-          </w:p>
-        </w:tc>
-        <w:tc>
-          <w:tcPr>
-            <w:tcBorders>
-              <w:bottom w:val="single"/>
-            </w:tcBorders>
-            <w:vAlign w:val="bottom"/>
-          </w:tcPr>
-          <w:p>
-            <w:pPr>
-              <w:pStyle w:val="Compact"/>
-              <w:jc w:val="left"/>
-            </w:pPr>
-            <w:r>
-              <w:t xml:space="preserve">Portuguese</w:t>
-            </w:r>
-          </w:p>
-        </w:tc>
-        <w:tc>
-          <w:tcPr>
-            <w:tcBorders>
-              <w:bottom w:val="single"/>
-            </w:tcBorders>
-            <w:vAlign w:val="bottom"/>
-          </w:tcPr>
-          <w:p>
-            <w:pPr>
-              <w:pStyle w:val="Compact"/>
-              <w:jc w:val="left"/>
-            </w:pPr>
-            <w:r>
               <w:t xml:space="preserve">Spanish</w:t>
             </w:r>
           </w:p>
@@ -5598,28 +3818,6 @@
               <w:jc w:val="left"/>
             </w:pPr>
             <w:r>
-              <w:t xml:space="preserve">Kanca: Hiç ___ oldu mu?</w:t>
-            </w:r>
-          </w:p>
-        </w:tc>
-        <w:tc>
-          <w:p>
-            <w:pPr>
-              <w:pStyle w:val="Compact"/>
-              <w:jc w:val="left"/>
-            </w:pPr>
-            <w:r>
-              <w:t xml:space="preserve">Gancho: Você já ___?</w:t>
-            </w:r>
-          </w:p>
-        </w:tc>
-        <w:tc>
-          <w:p>
-            <w:pPr>
-              <w:pStyle w:val="Compact"/>
-              <w:jc w:val="left"/>
-            </w:pPr>
-            <w:r>
               <w:t xml:space="preserve">Gancho: ¿Alguna vez ___?</w:t>
             </w:r>
           </w:p>
@@ -5644,48 +3842,6 @@
               <w:jc w:val="left"/>
             </w:pPr>
             <w:r>
-              <w:t xml:space="preserve">Kanca: Bu okuldaki ___ kişiden</w:t>
-            </w:r>
-            <w:r>
-              <w:t xml:space="preserve"> </w:t>
-            </w:r>
-            <w:r>
-              <w:rPr>
-                <w:i/>
-                <w:b/>
-              </w:rPr>
-              <w:t xml:space="preserve">’i</w:t>
-            </w:r>
-            <w:r>
-              <w:rPr>
-                <w:i/>
-                <w:b/>
-              </w:rPr>
-              <w:t xml:space="preserve"> </w:t>
-            </w:r>
-            <w:r>
-              <w:t xml:space="preserve">.</w:t>
-            </w:r>
-          </w:p>
-        </w:tc>
-        <w:tc>
-          <w:p>
-            <w:pPr>
-              <w:pStyle w:val="Compact"/>
-              <w:jc w:val="left"/>
-            </w:pPr>
-            <w:r>
-              <w:t xml:space="preserve">Gancho: ___ de ___ pessoas nesta escola ___.</w:t>
-            </w:r>
-          </w:p>
-        </w:tc>
-        <w:tc>
-          <w:p>
-            <w:pPr>
-              <w:pStyle w:val="Compact"/>
-              <w:jc w:val="left"/>
-            </w:pPr>
-            <w:r>
               <w:t xml:space="preserve">Gancho: ___ de ___ personas en esta escuela ___.</w:t>
             </w:r>
           </w:p>
@@ -5710,28 +3866,6 @@
               <w:jc w:val="left"/>
             </w:pPr>
             <w:r>
-              <w:t xml:space="preserve">Sorun: Sorun şu ki ___.</w:t>
-            </w:r>
-          </w:p>
-        </w:tc>
-        <w:tc>
-          <w:p>
-            <w:pPr>
-              <w:pStyle w:val="Compact"/>
-              <w:jc w:val="left"/>
-            </w:pPr>
-            <w:r>
-              <w:t xml:space="preserve">Problema: O problema é que ___.</w:t>
-            </w:r>
-          </w:p>
-        </w:tc>
-        <w:tc>
-          <w:p>
-            <w:pPr>
-              <w:pStyle w:val="Compact"/>
-              <w:jc w:val="left"/>
-            </w:pPr>
-            <w:r>
               <w:t xml:space="preserve">Problema: El problema es que ___.</w:t>
             </w:r>
           </w:p>
@@ -5756,51 +3890,6 @@
               <w:jc w:val="left"/>
             </w:pPr>
             <w:r>
-              <w:t xml:space="preserve">Sorun: Bu sorun</w:t>
-            </w:r>
-            <w:r>
-              <w:t xml:space="preserve"> </w:t>
-            </w:r>
-            <w:r>
-              <w:rPr>
-                <w:i/>
-                <w:b/>
-              </w:rPr>
-              <w:t xml:space="preserve">’da var ve şu anda</w:t>
-            </w:r>
-            <w:r>
-              <w:rPr>
-                <w:i/>
-                <w:b/>
-              </w:rPr>
-              <w:t xml:space="preserve"> </w:t>
-            </w:r>
-            <w:r>
-              <w:t xml:space="preserve"> </w:t>
-            </w:r>
-            <w:r>
-              <w:t xml:space="preserve">yapıyorlar.</w:t>
-            </w:r>
-          </w:p>
-        </w:tc>
-        <w:tc>
-          <w:p>
-            <w:pPr>
-              <w:pStyle w:val="Compact"/>
-              <w:jc w:val="left"/>
-            </w:pPr>
-            <w:r>
-              <w:t xml:space="preserve">Problema: ___ tem esse problema, e hoje eles ___.</w:t>
-            </w:r>
-          </w:p>
-        </w:tc>
-        <w:tc>
-          <w:p>
-            <w:pPr>
-              <w:pStyle w:val="Compact"/>
-              <w:jc w:val="left"/>
-            </w:pPr>
-            <w:r>
               <w:t xml:space="preserve">Problema: ___ tiene este problema, y ahora ellos ___.</w:t>
             </w:r>
           </w:p>
@@ -5825,28 +3914,6 @@
               <w:jc w:val="left"/>
             </w:pPr>
             <w:r>
-              <w:t xml:space="preserve">Çözüm: Biz ___ yapıyoruz.</w:t>
-            </w:r>
-          </w:p>
-        </w:tc>
-        <w:tc>
-          <w:p>
-            <w:pPr>
-              <w:pStyle w:val="Compact"/>
-              <w:jc w:val="left"/>
-            </w:pPr>
-            <w:r>
-              <w:t xml:space="preserve">Solução: Nós fazemos ___.</w:t>
-            </w:r>
-          </w:p>
-        </w:tc>
-        <w:tc>
-          <w:p>
-            <w:pPr>
-              <w:pStyle w:val="Compact"/>
-              <w:jc w:val="left"/>
-            </w:pPr>
-            <w:r>
               <w:t xml:space="preserve">Solución: Nosotros hacemos ___.</w:t>
             </w:r>
           </w:p>
@@ -5871,28 +3938,6 @@
               <w:jc w:val="left"/>
             </w:pPr>
             <w:r>
-              <w:t xml:space="preserve">Çözüm: Bizimki farklı çünkü ___.</w:t>
-            </w:r>
-          </w:p>
-        </w:tc>
-        <w:tc>
-          <w:p>
-            <w:pPr>
-              <w:pStyle w:val="Compact"/>
-              <w:jc w:val="left"/>
-            </w:pPr>
-            <w:r>
-              <w:t xml:space="preserve">Solução: O nosso é diferente porque ___.</w:t>
-            </w:r>
-          </w:p>
-        </w:tc>
-        <w:tc>
-          <w:p>
-            <w:pPr>
-              <w:pStyle w:val="Compact"/>
-              <w:jc w:val="left"/>
-            </w:pPr>
-            <w:r>
               <w:t xml:space="preserve">Solución: El nuestro es diferente porque ___.</w:t>
             </w:r>
           </w:p>
@@ -5917,28 +3962,6 @@
               <w:jc w:val="left"/>
             </w:pPr>
             <w:r>
-              <w:t xml:space="preserve">Müşteri: Bu ___ için.</w:t>
-            </w:r>
-          </w:p>
-        </w:tc>
-        <w:tc>
-          <w:p>
-            <w:pPr>
-              <w:pStyle w:val="Compact"/>
-              <w:jc w:val="left"/>
-            </w:pPr>
-            <w:r>
-              <w:t xml:space="preserve">Cliente: É para ___.</w:t>
-            </w:r>
-          </w:p>
-        </w:tc>
-        <w:tc>
-          <w:p>
-            <w:pPr>
-              <w:pStyle w:val="Compact"/>
-              <w:jc w:val="left"/>
-            </w:pPr>
-            <w:r>
               <w:t xml:space="preserve">Cliente: Es para ___.</w:t>
             </w:r>
           </w:p>
@@ -5963,28 +3986,6 @@
               <w:jc w:val="left"/>
             </w:pPr>
             <w:r>
-              <w:t xml:space="preserve">Müşteri: Üç kişiye sorduk ve biri "___" dedi.</w:t>
-            </w:r>
-          </w:p>
-        </w:tc>
-        <w:tc>
-          <w:p>
-            <w:pPr>
-              <w:pStyle w:val="Compact"/>
-              <w:jc w:val="left"/>
-            </w:pPr>
-            <w:r>
-              <w:t xml:space="preserve">Cliente: Perguntamos a três pessoas e uma delas disse "___".</w:t>
-            </w:r>
-          </w:p>
-        </w:tc>
-        <w:tc>
-          <w:p>
-            <w:pPr>
-              <w:pStyle w:val="Compact"/>
-              <w:jc w:val="left"/>
-            </w:pPr>
-            <w:r>
               <w:t xml:space="preserve">Cliente: Preguntamos a tres personas y una dijo "___".</w:t>
             </w:r>
           </w:p>
@@ -6009,28 +4010,6 @@
               <w:jc w:val="left"/>
             </w:pPr>
             <w:r>
-              <w:t xml:space="preserve">Para: Bir tanesinin maliyeti ___ ve onu ___ fiyatına satıyoruz.</w:t>
-            </w:r>
-          </w:p>
-        </w:tc>
-        <w:tc>
-          <w:p>
-            <w:pPr>
-              <w:pStyle w:val="Compact"/>
-              <w:jc w:val="left"/>
-            </w:pPr>
-            <w:r>
-              <w:t xml:space="preserve">Dinheiro: Cada um custa ___ para fazer e vendemos por ___.</w:t>
-            </w:r>
-          </w:p>
-        </w:tc>
-        <w:tc>
-          <w:p>
-            <w:pPr>
-              <w:pStyle w:val="Compact"/>
-              <w:jc w:val="left"/>
-            </w:pPr>
-            <w:r>
               <w:t xml:space="preserve">Dinero: Cada uno nos cuesta ___ y lo vendemos por ___.</w:t>
             </w:r>
           </w:p>
@@ -6055,28 +4034,6 @@
               <w:jc w:val="left"/>
             </w:pPr>
             <w:r>
-              <w:t xml:space="preserve">Para: ___ adet sattıktan sonra para kaybetmeyi bırakıyoruz.</w:t>
-            </w:r>
-          </w:p>
-        </w:tc>
-        <w:tc>
-          <w:p>
-            <w:pPr>
-              <w:pStyle w:val="Compact"/>
-              <w:jc w:val="left"/>
-            </w:pPr>
-            <w:r>
-              <w:t xml:space="preserve">Dinheiro: Paramos de perder dinheiro depois de ___ unidades.</w:t>
-            </w:r>
-          </w:p>
-        </w:tc>
-        <w:tc>
-          <w:p>
-            <w:pPr>
-              <w:pStyle w:val="Compact"/>
-              <w:jc w:val="left"/>
-            </w:pPr>
-            <w:r>
               <w:t xml:space="preserve">Dinero: Dejamos de perder dinero después de ___ unidades.</w:t>
             </w:r>
           </w:p>
@@ -6101,28 +4058,6 @@
               <w:jc w:val="left"/>
             </w:pPr>
             <w:r>
-              <w:t xml:space="preserve">Talep: ___ istiyoruz, böylece ___ yapabiliriz.</w:t>
-            </w:r>
-          </w:p>
-        </w:tc>
-        <w:tc>
-          <w:p>
-            <w:pPr>
-              <w:pStyle w:val="Compact"/>
-              <w:jc w:val="left"/>
-            </w:pPr>
-            <w:r>
-              <w:t xml:space="preserve">Pedido: Estamos pedindo ___ para podermos ___.</w:t>
-            </w:r>
-          </w:p>
-        </w:tc>
-        <w:tc>
-          <w:p>
-            <w:pPr>
-              <w:pStyle w:val="Compact"/>
-              <w:jc w:val="left"/>
-            </w:pPr>
-            <w:r>
               <w:t xml:space="preserve">Petición: Estamos pidiendo ___ para poder ___.</w:t>
             </w:r>
           </w:p>
@@ -6137,28 +4072,6 @@
             </w:pPr>
             <w:r>
               <w:t xml:space="preserve">Ask: Thank you. We are happy to answer questions.</w:t>
-            </w:r>
-          </w:p>
-        </w:tc>
-        <w:tc>
-          <w:p>
-            <w:pPr>
-              <w:pStyle w:val="Compact"/>
-              <w:jc w:val="left"/>
-            </w:pPr>
-            <w:r>
-              <w:t xml:space="preserve">Talep: Teşekkür ederiz. Sorularınızı yanıtlamaktan memnuniyet duyarız.</w:t>
-            </w:r>
-          </w:p>
-        </w:tc>
-        <w:tc>
-          <w:p>
-            <w:pPr>
-              <w:pStyle w:val="Compact"/>
-              <w:jc w:val="left"/>
-            </w:pPr>
-            <w:r>
-              <w:t xml:space="preserve">Pedido: Obrigado. Ficamos à disposição para perguntas.</w:t>
             </w:r>
           </w:p>
         </w:tc>
@@ -6192,10 +4105,8 @@
         <w:tblLook w:firstRow="1"/>
       </w:tblPr>
       <w:tblGrid>
-        <w:gridCol w:w="1980"/>
-        <w:gridCol w:w="1980"/>
-        <w:gridCol w:w="1980"/>
-        <w:gridCol w:w="1980"/>
+        <w:gridCol w:w="3960"/>
+        <w:gridCol w:w="3960"/>
       </w:tblGrid>
       <w:tr>
         <w:trPr>
@@ -6231,40 +4142,6 @@
               <w:jc w:val="left"/>
             </w:pPr>
             <w:r>
-              <w:t xml:space="preserve">Turkish</w:t>
-            </w:r>
-          </w:p>
-        </w:tc>
-        <w:tc>
-          <w:tcPr>
-            <w:tcBorders>
-              <w:bottom w:val="single"/>
-            </w:tcBorders>
-            <w:vAlign w:val="bottom"/>
-          </w:tcPr>
-          <w:p>
-            <w:pPr>
-              <w:pStyle w:val="Compact"/>
-              <w:jc w:val="left"/>
-            </w:pPr>
-            <w:r>
-              <w:t xml:space="preserve">Portuguese</w:t>
-            </w:r>
-          </w:p>
-        </w:tc>
-        <w:tc>
-          <w:tcPr>
-            <w:tcBorders>
-              <w:bottom w:val="single"/>
-            </w:tcBorders>
-            <w:vAlign w:val="bottom"/>
-          </w:tcPr>
-          <w:p>
-            <w:pPr>
-              <w:pStyle w:val="Compact"/>
-              <w:jc w:val="left"/>
-            </w:pPr>
-            <w:r>
               <w:t xml:space="preserve">Spanish</w:t>
             </w:r>
           </w:p>
@@ -6279,28 +4156,6 @@
             </w:pPr>
             <w:r>
               <w:t xml:space="preserve">Our idea connects to ___ because ___.</w:t>
-            </w:r>
-          </w:p>
-        </w:tc>
-        <w:tc>
-          <w:p>
-            <w:pPr>
-              <w:pStyle w:val="Compact"/>
-              <w:jc w:val="left"/>
-            </w:pPr>
-            <w:r>
-              <w:t xml:space="preserve">Fikrimiz ___ ile bağlantılı çünkü ___.</w:t>
-            </w:r>
-          </w:p>
-        </w:tc>
-        <w:tc>
-          <w:p>
-            <w:pPr>
-              <w:pStyle w:val="Compact"/>
-              <w:jc w:val="left"/>
-            </w:pPr>
-            <w:r>
-              <w:t xml:space="preserve">Nossa ideia se conecta com ___ porque ___.</w:t>
             </w:r>
           </w:p>
         </w:tc>
@@ -6355,11 +4210,17 @@
               <w:jc w:val="left"/>
             </w:pPr>
             <w:r>
+              <w:t xml:space="preserve">Usamos una habilidad de la Unidad</w:t>
+            </w:r>
+            <w:r>
+              <w:t xml:space="preserve"> </w:t>
+            </w:r>
+            <w:r>
               <w:rPr>
                 <w:i/>
                 <w:b/>
               </w:rPr>
-              <w:t xml:space="preserve">. Üniteden bir beceri kullandık:</w:t>
+              <w:t xml:space="preserve">: nosotros</w:t>
             </w:r>
             <w:r>
               <w:rPr>
@@ -6369,75 +4230,10 @@
               <w:t xml:space="preserve"> </w:t>
             </w:r>
             <w:r>
-              <w:t xml:space="preserve"> </w:t>
-            </w:r>
-            <w:r>
-              <w:t xml:space="preserve">yaptık.</w:t>
-            </w:r>
-          </w:p>
-        </w:tc>
-        <w:tc>
-          <w:p>
-            <w:pPr>
-              <w:pStyle w:val="Compact"/>
-              <w:jc w:val="left"/>
-            </w:pPr>
-            <w:r>
-              <w:t xml:space="preserve">Usamos uma habilidade da Unidade</w:t>
-            </w:r>
-            <w:r>
-              <w:t xml:space="preserve"> </w:t>
-            </w:r>
-            <w:r>
-              <w:rPr>
-                <w:i/>
-                <w:b/>
-              </w:rPr>
-              <w:t xml:space="preserve">: nós</w:t>
-            </w:r>
-            <w:r>
-              <w:rPr>
-                <w:i/>
-                <w:b/>
-              </w:rPr>
-              <w:t xml:space="preserve"> </w:t>
-            </w:r>
-            <w:r>
               <w:t xml:space="preserve">.</w:t>
             </w:r>
           </w:p>
         </w:tc>
-        <w:tc>
-          <w:p>
-            <w:pPr>
-              <w:pStyle w:val="Compact"/>
-              <w:jc w:val="left"/>
-            </w:pPr>
-            <w:r>
-              <w:t xml:space="preserve">Usamos una habilidad de la Unidad</w:t>
-            </w:r>
-            <w:r>
-              <w:t xml:space="preserve"> </w:t>
-            </w:r>
-            <w:r>
-              <w:rPr>
-                <w:i/>
-                <w:b/>
-              </w:rPr>
-              <w:t xml:space="preserve">: nosotros</w:t>
-            </w:r>
-            <w:r>
-              <w:rPr>
-                <w:i/>
-                <w:b/>
-              </w:rPr>
-              <w:t xml:space="preserve"> </w:t>
-            </w:r>
-            <w:r>
-              <w:t xml:space="preserve">.</w:t>
-            </w:r>
-          </w:p>
-        </w:tc>
       </w:tr>
       <w:tr>
         <w:tc>
@@ -6448,28 +4244,6 @@
             </w:pPr>
             <w:r>
               <w:t xml:space="preserve">This is what a judge can hold: ___.</w:t>
-            </w:r>
-          </w:p>
-        </w:tc>
-        <w:tc>
-          <w:p>
-            <w:pPr>
-              <w:pStyle w:val="Compact"/>
-              <w:jc w:val="left"/>
-            </w:pPr>
-            <w:r>
-              <w:t xml:space="preserve">Jürinin eline alabileceği şey şu: ___.</w:t>
-            </w:r>
-          </w:p>
-        </w:tc>
-        <w:tc>
-          <w:p>
-            <w:pPr>
-              <w:pStyle w:val="Compact"/>
-              <w:jc w:val="left"/>
-            </w:pPr>
-            <w:r>
-              <w:t xml:space="preserve">Isto é o que um juiz pode segurar: ___.</w:t>
             </w:r>
           </w:p>
         </w:tc>
@@ -6503,10 +4277,8 @@
         <w:tblLook w:firstRow="1"/>
       </w:tblPr>
       <w:tblGrid>
-        <w:gridCol w:w="1980"/>
-        <w:gridCol w:w="1980"/>
-        <w:gridCol w:w="1980"/>
-        <w:gridCol w:w="1980"/>
+        <w:gridCol w:w="3960"/>
+        <w:gridCol w:w="3960"/>
       </w:tblGrid>
       <w:tr>
         <w:trPr>
@@ -6542,40 +4314,6 @@
               <w:jc w:val="left"/>
             </w:pPr>
             <w:r>
-              <w:t xml:space="preserve">Turkish</w:t>
-            </w:r>
-          </w:p>
-        </w:tc>
-        <w:tc>
-          <w:tcPr>
-            <w:tcBorders>
-              <w:bottom w:val="single"/>
-            </w:tcBorders>
-            <w:vAlign w:val="bottom"/>
-          </w:tcPr>
-          <w:p>
-            <w:pPr>
-              <w:pStyle w:val="Compact"/>
-              <w:jc w:val="left"/>
-            </w:pPr>
-            <w:r>
-              <w:t xml:space="preserve">Portuguese</w:t>
-            </w:r>
-          </w:p>
-        </w:tc>
-        <w:tc>
-          <w:tcPr>
-            <w:tcBorders>
-              <w:bottom w:val="single"/>
-            </w:tcBorders>
-            <w:vAlign w:val="bottom"/>
-          </w:tcPr>
-          <w:p>
-            <w:pPr>
-              <w:pStyle w:val="Compact"/>
-              <w:jc w:val="left"/>
-            </w:pPr>
-            <w:r>
               <w:t xml:space="preserve">Spanish</w:t>
             </w:r>
           </w:p>
@@ -6600,28 +4338,6 @@
               <w:jc w:val="left"/>
             </w:pPr>
             <w:r>
-              <w:t xml:space="preserve">Bu sorun sizde var mı? Son yaşadığınız zamanı anlatın.</w:t>
-            </w:r>
-          </w:p>
-        </w:tc>
-        <w:tc>
-          <w:p>
-            <w:pPr>
-              <w:pStyle w:val="Compact"/>
-              <w:jc w:val="left"/>
-            </w:pPr>
-            <w:r>
-              <w:t xml:space="preserve">Você tem esse problema? Me conte a última vez.</w:t>
-            </w:r>
-          </w:p>
-        </w:tc>
-        <w:tc>
-          <w:p>
-            <w:pPr>
-              <w:pStyle w:val="Compact"/>
-              <w:jc w:val="left"/>
-            </w:pPr>
-            <w:r>
               <w:t xml:space="preserve">¿Tiene usted este problema? Cuénteme la última vez.</w:t>
             </w:r>
           </w:p>
@@ -6646,28 +4362,6 @@
               <w:jc w:val="left"/>
             </w:pPr>
             <w:r>
-              <w:t xml:space="preserve">Şu anda bu konuda ne yapıyorsunuz?</w:t>
-            </w:r>
-          </w:p>
-        </w:tc>
-        <w:tc>
-          <w:p>
-            <w:pPr>
-              <w:pStyle w:val="Compact"/>
-              <w:jc w:val="left"/>
-            </w:pPr>
-            <w:r>
-              <w:t xml:space="preserve">O que você faz sobre isso hoje?</w:t>
-            </w:r>
-          </w:p>
-        </w:tc>
-        <w:tc>
-          <w:p>
-            <w:pPr>
-              <w:pStyle w:val="Compact"/>
-              <w:jc w:val="left"/>
-            </w:pPr>
-            <w:r>
               <w:t xml:space="preserve">¿Qué hace usted al respecto ahora?</w:t>
             </w:r>
           </w:p>
@@ -6692,28 +4386,6 @@
               <w:jc w:val="left"/>
             </w:pPr>
             <w:r>
-              <w:t xml:space="preserve">Bu var olsaydı, buna ne kadar ödersiniz?</w:t>
-            </w:r>
-          </w:p>
-        </w:tc>
-        <w:tc>
-          <w:p>
-            <w:pPr>
-              <w:pStyle w:val="Compact"/>
-              <w:jc w:val="left"/>
-            </w:pPr>
-            <w:r>
-              <w:t xml:space="preserve">Se isso existisse, quanto você pagaria?</w:t>
-            </w:r>
-          </w:p>
-        </w:tc>
-        <w:tc>
-          <w:p>
-            <w:pPr>
-              <w:pStyle w:val="Compact"/>
-              <w:jc w:val="left"/>
-            </w:pPr>
-            <w:r>
               <w:t xml:space="preserve">Si esto existiera, ¿cuánto pagaría?</w:t>
             </w:r>
           </w:p>
@@ -6728,28 +4400,6 @@
             </w:pPr>
             <w:r>
               <w:t xml:space="preserve">What would make you not buy it?</w:t>
-            </w:r>
-          </w:p>
-        </w:tc>
-        <w:tc>
-          <w:p>
-            <w:pPr>
-              <w:pStyle w:val="Compact"/>
-              <w:jc w:val="left"/>
-            </w:pPr>
-            <w:r>
-              <w:t xml:space="preserve">Sizi bunu almaktan ne vazgeçirir?</w:t>
-            </w:r>
-          </w:p>
-        </w:tc>
-        <w:tc>
-          <w:p>
-            <w:pPr>
-              <w:pStyle w:val="Compact"/>
-              <w:jc w:val="left"/>
-            </w:pPr>
-            <w:r>
-              <w:t xml:space="preserve">O que faria você não comprar?</w:t>
             </w:r>
           </w:p>
         </w:tc>
@@ -6791,10 +4441,8 @@
         <w:tblLook w:firstRow="1"/>
       </w:tblPr>
       <w:tblGrid>
-        <w:gridCol w:w="1980"/>
-        <w:gridCol w:w="1980"/>
-        <w:gridCol w:w="1980"/>
-        <w:gridCol w:w="1980"/>
+        <w:gridCol w:w="3960"/>
+        <w:gridCol w:w="3960"/>
       </w:tblGrid>
       <w:tr>
         <w:trPr>
@@ -6830,40 +4478,6 @@
               <w:jc w:val="left"/>
             </w:pPr>
             <w:r>
-              <w:t xml:space="preserve">Turkish</w:t>
-            </w:r>
-          </w:p>
-        </w:tc>
-        <w:tc>
-          <w:tcPr>
-            <w:tcBorders>
-              <w:bottom w:val="single"/>
-            </w:tcBorders>
-            <w:vAlign w:val="bottom"/>
-          </w:tcPr>
-          <w:p>
-            <w:pPr>
-              <w:pStyle w:val="Compact"/>
-              <w:jc w:val="left"/>
-            </w:pPr>
-            <w:r>
-              <w:t xml:space="preserve">Portuguese</w:t>
-            </w:r>
-          </w:p>
-        </w:tc>
-        <w:tc>
-          <w:tcPr>
-            <w:tcBorders>
-              <w:bottom w:val="single"/>
-            </w:tcBorders>
-            <w:vAlign w:val="bottom"/>
-          </w:tcPr>
-          <w:p>
-            <w:pPr>
-              <w:pStyle w:val="Compact"/>
-              <w:jc w:val="left"/>
-            </w:pPr>
-            <w:r>
               <w:t xml:space="preserve">Spanish</w:t>
             </w:r>
           </w:p>
@@ -6908,18 +4522,7 @@
               <w:jc w:val="left"/>
             </w:pPr>
             <w:r>
-              <w:t xml:space="preserve">Eylül ayında ___ yapamıyordum. Şimdi ___ yapabiliyorum.</w:t>
-            </w:r>
-          </w:p>
-        </w:tc>
-        <w:tc>
-          <w:p>
-            <w:pPr>
-              <w:pStyle w:val="Compact"/>
-              <w:jc w:val="left"/>
-            </w:pPr>
-            <w:r>
-              <w:t xml:space="preserve">Em setembro eu não conseguia</w:t>
+              <w:t xml:space="preserve">En septiembre no podía</w:t>
             </w:r>
             <w:r>
               <w:t xml:space="preserve"> </w:t>
@@ -6929,7 +4532,7 @@
                 <w:i/>
                 <w:b/>
               </w:rPr>
-              <w:t xml:space="preserve">. Agora eu consigo</w:t>
+              <w:t xml:space="preserve">. Ahora puedo</w:t>
             </w:r>
             <w:r>
               <w:rPr>
@@ -6943,14 +4546,112 @@
             </w:r>
           </w:p>
         </w:tc>
-        <w:tc>
-          <w:p>
-            <w:pPr>
-              <w:pStyle w:val="Compact"/>
-              <w:jc w:val="left"/>
-            </w:pPr>
-            <w:r>
-              <w:t xml:space="preserve">En septiembre no podía</w:t>
+      </w:tr>
+      <w:tr>
+        <w:tc>
+          <w:p>
+            <w:pPr>
+              <w:pStyle w:val="Compact"/>
+              <w:jc w:val="left"/>
+            </w:pPr>
+            <w:r>
+              <w:t xml:space="preserve">The proof is ___ in my folder.</w:t>
+            </w:r>
+          </w:p>
+        </w:tc>
+        <w:tc>
+          <w:p>
+            <w:pPr>
+              <w:pStyle w:val="Compact"/>
+              <w:jc w:val="left"/>
+            </w:pPr>
+            <w:r>
+              <w:t xml:space="preserve">La prueba es ___ en mi carpeta.</w:t>
+            </w:r>
+          </w:p>
+        </w:tc>
+      </w:tr>
+      <w:tr>
+        <w:tc>
+          <w:p>
+            <w:pPr>
+              <w:pStyle w:val="Compact"/>
+              <w:jc w:val="left"/>
+            </w:pPr>
+            <w:r>
+              <w:t xml:space="preserve">The hardest thing was ___ because ___.</w:t>
+            </w:r>
+          </w:p>
+        </w:tc>
+        <w:tc>
+          <w:p>
+            <w:pPr>
+              <w:pStyle w:val="Compact"/>
+              <w:jc w:val="left"/>
+            </w:pPr>
+            <w:r>
+              <w:t xml:space="preserve">Lo más difícil fue ___ porque ___.</w:t>
+            </w:r>
+          </w:p>
+        </w:tc>
+      </w:tr>
+      <w:tr>
+        <w:tc>
+          <w:p>
+            <w:pPr>
+              <w:pStyle w:val="Compact"/>
+              <w:jc w:val="left"/>
+            </w:pPr>
+            <w:r>
+              <w:t xml:space="preserve">It got easier when ___. / It never got easier.</w:t>
+            </w:r>
+          </w:p>
+        </w:tc>
+        <w:tc>
+          <w:p>
+            <w:pPr>
+              <w:pStyle w:val="Compact"/>
+              <w:jc w:val="left"/>
+            </w:pPr>
+            <w:r>
+              <w:t xml:space="preserve">Se hizo más fácil cuando ___. / Nunca se hizo más fácil.</w:t>
+            </w:r>
+          </w:p>
+        </w:tc>
+      </w:tr>
+      <w:tr>
+        <w:tc>
+          <w:p>
+            <w:pPr>
+              <w:pStyle w:val="Compact"/>
+              <w:jc w:val="left"/>
+            </w:pPr>
+            <w:r>
+              <w:t xml:space="preserve">I am proudest of ___ because ___.</w:t>
+            </w:r>
+          </w:p>
+        </w:tc>
+        <w:tc>
+          <w:p>
+            <w:pPr>
+              <w:pStyle w:val="Compact"/>
+              <w:jc w:val="left"/>
+            </w:pPr>
+            <w:r>
+              <w:t xml:space="preserve">Estoy más orgulloso de ___ porque ___.</w:t>
+            </w:r>
+          </w:p>
+        </w:tc>
+      </w:tr>
+      <w:tr>
+        <w:tc>
+          <w:p>
+            <w:pPr>
+              <w:pStyle w:val="Compact"/>
+              <w:jc w:val="left"/>
+            </w:pPr>
+            <w:r>
+              <w:t xml:space="preserve">The skill I will use first is</w:t>
             </w:r>
             <w:r>
               <w:t xml:space="preserve"> </w:t>
@@ -6960,7 +4661,7 @@
                 <w:i/>
                 <w:b/>
               </w:rPr>
-              <w:t xml:space="preserve">. Ahora puedo</w:t>
+              <w:t xml:space="preserve">, and I will use it in</w:t>
             </w:r>
             <w:r>
               <w:rPr>
@@ -6970,204 +4671,21 @@
               <w:t xml:space="preserve"> </w:t>
             </w:r>
             <w:r>
-              <w:t xml:space="preserve">.</w:t>
-            </w:r>
-          </w:p>
-        </w:tc>
-      </w:tr>
-      <w:tr>
-        <w:tc>
-          <w:p>
-            <w:pPr>
-              <w:pStyle w:val="Compact"/>
-              <w:jc w:val="left"/>
-            </w:pPr>
-            <w:r>
-              <w:t xml:space="preserve">The proof is ___ in my folder.</w:t>
-            </w:r>
-          </w:p>
-        </w:tc>
-        <w:tc>
-          <w:p>
-            <w:pPr>
-              <w:pStyle w:val="Compact"/>
-              <w:jc w:val="left"/>
-            </w:pPr>
-            <w:r>
-              <w:t xml:space="preserve">Kanıtı dosyamdaki ___.</w:t>
-            </w:r>
-          </w:p>
-        </w:tc>
-        <w:tc>
-          <w:p>
-            <w:pPr>
-              <w:pStyle w:val="Compact"/>
-              <w:jc w:val="left"/>
-            </w:pPr>
-            <w:r>
-              <w:t xml:space="preserve">A prova é ___ na minha pasta.</w:t>
-            </w:r>
-          </w:p>
-        </w:tc>
-        <w:tc>
-          <w:p>
-            <w:pPr>
-              <w:pStyle w:val="Compact"/>
-              <w:jc w:val="left"/>
-            </w:pPr>
-            <w:r>
-              <w:t xml:space="preserve">La prueba es ___ en mi carpeta.</w:t>
-            </w:r>
-          </w:p>
-        </w:tc>
-      </w:tr>
-      <w:tr>
-        <w:tc>
-          <w:p>
-            <w:pPr>
-              <w:pStyle w:val="Compact"/>
-              <w:jc w:val="left"/>
-            </w:pPr>
-            <w:r>
-              <w:t xml:space="preserve">The hardest thing was ___ because ___.</w:t>
-            </w:r>
-          </w:p>
-        </w:tc>
-        <w:tc>
-          <w:p>
-            <w:pPr>
-              <w:pStyle w:val="Compact"/>
-              <w:jc w:val="left"/>
-            </w:pPr>
-            <w:r>
-              <w:t xml:space="preserve">En zor şey ___ idi çünkü ___.</w:t>
-            </w:r>
-          </w:p>
-        </w:tc>
-        <w:tc>
-          <w:p>
-            <w:pPr>
-              <w:pStyle w:val="Compact"/>
-              <w:jc w:val="left"/>
-            </w:pPr>
-            <w:r>
-              <w:t xml:space="preserve">A coisa mais difícil foi ___ porque ___.</w:t>
-            </w:r>
-          </w:p>
-        </w:tc>
-        <w:tc>
-          <w:p>
-            <w:pPr>
-              <w:pStyle w:val="Compact"/>
-              <w:jc w:val="left"/>
-            </w:pPr>
-            <w:r>
-              <w:t xml:space="preserve">Lo más difícil fue ___ porque ___.</w:t>
-            </w:r>
-          </w:p>
-        </w:tc>
-      </w:tr>
-      <w:tr>
-        <w:tc>
-          <w:p>
-            <w:pPr>
-              <w:pStyle w:val="Compact"/>
-              <w:jc w:val="left"/>
-            </w:pPr>
-            <w:r>
-              <w:t xml:space="preserve">It got easier when ___. / It never got easier.</w:t>
-            </w:r>
-          </w:p>
-        </w:tc>
-        <w:tc>
-          <w:p>
-            <w:pPr>
-              <w:pStyle w:val="Compact"/>
-              <w:jc w:val="left"/>
-            </w:pPr>
-            <w:r>
-              <w:t xml:space="preserve">___ olduğunda kolaylaştı. / Hiç kolaylaşmadı.</w:t>
-            </w:r>
-          </w:p>
-        </w:tc>
-        <w:tc>
-          <w:p>
-            <w:pPr>
-              <w:pStyle w:val="Compact"/>
-              <w:jc w:val="left"/>
-            </w:pPr>
-            <w:r>
-              <w:t xml:space="preserve">Ficou mais fácil quando ___. / Nunca ficou mais fácil.</w:t>
-            </w:r>
-          </w:p>
-        </w:tc>
-        <w:tc>
-          <w:p>
-            <w:pPr>
-              <w:pStyle w:val="Compact"/>
-              <w:jc w:val="left"/>
-            </w:pPr>
-            <w:r>
-              <w:t xml:space="preserve">Se hizo más fácil cuando ___. / Nunca se hizo más fácil.</w:t>
-            </w:r>
-          </w:p>
-        </w:tc>
-      </w:tr>
-      <w:tr>
-        <w:tc>
-          <w:p>
-            <w:pPr>
-              <w:pStyle w:val="Compact"/>
-              <w:jc w:val="left"/>
-            </w:pPr>
-            <w:r>
-              <w:t xml:space="preserve">I am proudest of ___ because ___.</w:t>
-            </w:r>
-          </w:p>
-        </w:tc>
-        <w:tc>
-          <w:p>
-            <w:pPr>
-              <w:pStyle w:val="Compact"/>
-              <w:jc w:val="left"/>
-            </w:pPr>
-            <w:r>
-              <w:t xml:space="preserve">En çok ___ ile gurur duyuyorum çünkü ___.</w:t>
-            </w:r>
-          </w:p>
-        </w:tc>
-        <w:tc>
-          <w:p>
-            <w:pPr>
-              <w:pStyle w:val="Compact"/>
-              <w:jc w:val="left"/>
-            </w:pPr>
-            <w:r>
-              <w:t xml:space="preserve">Eu tenho mais orgulho de ___ porque ___.</w:t>
-            </w:r>
-          </w:p>
-        </w:tc>
-        <w:tc>
-          <w:p>
-            <w:pPr>
-              <w:pStyle w:val="Compact"/>
-              <w:jc w:val="left"/>
-            </w:pPr>
-            <w:r>
-              <w:t xml:space="preserve">Estoy más orgulloso de ___ porque ___.</w:t>
-            </w:r>
-          </w:p>
-        </w:tc>
-      </w:tr>
-      <w:tr>
-        <w:tc>
-          <w:p>
-            <w:pPr>
-              <w:pStyle w:val="Compact"/>
-              <w:jc w:val="left"/>
-            </w:pPr>
-            <w:r>
-              <w:t xml:space="preserve">The skill I will use first is</w:t>
+              <w:t xml:space="preserve"> </w:t>
+            </w:r>
+            <w:r>
+              <w:t xml:space="preserve">when I ___.</w:t>
+            </w:r>
+          </w:p>
+        </w:tc>
+        <w:tc>
+          <w:p>
+            <w:pPr>
+              <w:pStyle w:val="Compact"/>
+              <w:jc w:val="left"/>
+            </w:pPr>
+            <w:r>
+              <w:t xml:space="preserve">La habilidad que usaré primero es</w:t>
             </w:r>
             <w:r>
               <w:t xml:space="preserve"> </w:t>
@@ -7177,7 +4695,7 @@
                 <w:i/>
                 <w:b/>
               </w:rPr>
-              <w:t xml:space="preserve">, and I will use it in</w:t>
+              <w:t xml:space="preserve">, y la usaré en</w:t>
             </w:r>
             <w:r>
               <w:rPr>
@@ -7190,85 +4708,6 @@
               <w:t xml:space="preserve"> </w:t>
             </w:r>
             <w:r>
-              <w:t xml:space="preserve">when I ___.</w:t>
-            </w:r>
-          </w:p>
-        </w:tc>
-        <w:tc>
-          <w:p>
-            <w:pPr>
-              <w:pStyle w:val="Compact"/>
-              <w:jc w:val="left"/>
-            </w:pPr>
-            <w:r>
-              <w:t xml:space="preserve">İlk kullanacağım beceri ___ ve onu ___ ayında ___ yaparken kullanacağım.</w:t>
-            </w:r>
-          </w:p>
-        </w:tc>
-        <w:tc>
-          <w:p>
-            <w:pPr>
-              <w:pStyle w:val="Compact"/>
-              <w:jc w:val="left"/>
-            </w:pPr>
-            <w:r>
-              <w:t xml:space="preserve">A habilidade que vou usar primeiro é</w:t>
-            </w:r>
-            <w:r>
-              <w:t xml:space="preserve"> </w:t>
-            </w:r>
-            <w:r>
-              <w:rPr>
-                <w:i/>
-                <w:b/>
-              </w:rPr>
-              <w:t xml:space="preserve">, e vou usar em</w:t>
-            </w:r>
-            <w:r>
-              <w:rPr>
-                <w:i/>
-                <w:b/>
-              </w:rPr>
-              <w:t xml:space="preserve"> </w:t>
-            </w:r>
-            <w:r>
-              <w:t xml:space="preserve"> </w:t>
-            </w:r>
-            <w:r>
-              <w:t xml:space="preserve">quando eu ___.</w:t>
-            </w:r>
-          </w:p>
-        </w:tc>
-        <w:tc>
-          <w:p>
-            <w:pPr>
-              <w:pStyle w:val="Compact"/>
-              <w:jc w:val="left"/>
-            </w:pPr>
-            <w:r>
-              <w:t xml:space="preserve">La habilidad que usaré primero es</w:t>
-            </w:r>
-            <w:r>
-              <w:t xml:space="preserve"> </w:t>
-            </w:r>
-            <w:r>
-              <w:rPr>
-                <w:i/>
-                <w:b/>
-              </w:rPr>
-              <w:t xml:space="preserve">, y la usaré en</w:t>
-            </w:r>
-            <w:r>
-              <w:rPr>
-                <w:i/>
-                <w:b/>
-              </w:rPr>
-              <w:t xml:space="preserve"> </w:t>
-            </w:r>
-            <w:r>
-              <w:t xml:space="preserve"> </w:t>
-            </w:r>
-            <w:r>
               <w:t xml:space="preserve">cuando ___.</w:t>
             </w:r>
           </w:p>
@@ -7293,28 +4732,6 @@
               <w:jc w:val="left"/>
             </w:pPr>
             <w:r>
-              <w:t xml:space="preserve">Bu belge ___ yapabildiğimi kanıtlıyor.</w:t>
-            </w:r>
-          </w:p>
-        </w:tc>
-        <w:tc>
-          <w:p>
-            <w:pPr>
-              <w:pStyle w:val="Compact"/>
-              <w:jc w:val="left"/>
-            </w:pPr>
-            <w:r>
-              <w:t xml:space="preserve">Este item prova que eu sei ___.</w:t>
-            </w:r>
-          </w:p>
-        </w:tc>
-        <w:tc>
-          <w:p>
-            <w:pPr>
-              <w:pStyle w:val="Compact"/>
-              <w:jc w:val="left"/>
-            </w:pPr>
-            <w:r>
               <w:t xml:space="preserve">Este trabajo prueba que puedo ___.</w:t>
             </w:r>
           </w:p>
@@ -7329,28 +4746,6 @@
             </w:pPr>
             <w:r>
               <w:t xml:space="preserve">What I would tell a sixth grader is ___.</w:t>
-            </w:r>
-          </w:p>
-        </w:tc>
-        <w:tc>
-          <w:p>
-            <w:pPr>
-              <w:pStyle w:val="Compact"/>
-              <w:jc w:val="left"/>
-            </w:pPr>
-            <w:r>
-              <w:t xml:space="preserve">Altıncı sınıf öğrencisine söyleyeceğim şey ___.</w:t>
-            </w:r>
-          </w:p>
-        </w:tc>
-        <w:tc>
-          <w:p>
-            <w:pPr>
-              <w:pStyle w:val="Compact"/>
-              <w:jc w:val="left"/>
-            </w:pPr>
-            <w:r>
-              <w:t xml:space="preserve">O que eu diria para um aluno do sexto ano é ___.</w:t>
             </w:r>
           </w:p>
         </w:tc>
